--- a/HO_SO_MINH_CHUNG_AI_SPARK_2026/00_HO_SO_MINH_CHUNG_TONG_HOP_SKYLINE_AI_SPARK_2026.docx
+++ b/HO_SO_MINH_CHUNG_AI_SPARK_2026/00_HO_SO_MINH_CHUNG_TONG_HOP_SKYLINE_AI_SPARK_2026.docx
@@ -21,9 +21,13 @@
         </w:tblCellMar>
       </w:tblPr>
       <w:tr>
-        <w:tc>
-          <w:tcPr>
-            <w:tcW w:w="2400" w:type="pct"/>
+        <w:trPr>
+          <w:cantSplit/>
+          <w:tblHeader/>
+        </w:trPr>
+        <w:tc>
+          <w:tcPr>
+            <w:tcW w:w="2500" w:type="pct"/>
             <w:shd w:val="clear" w:color="auto" w:fill="0369A1"/>
           </w:tcPr>
           <w:p>
@@ -40,13 +44,13 @@
                 <w:color w:val="FFFFFF"/>
               </w:rPr>
               <w:t xml:space="preserve">HỆ THỐNG GIÁO DỤC SKY-LINE
-TỔ CHUYÊN MÔN ICT</w:t>
-            </w:r>
-          </w:p>
-        </w:tc>
-        <w:tc>
-          <w:tcPr>
-            <w:tcW w:w="2600" w:type="pct"/>
+ĐƠN VỊ: TỔ ICT</w:t>
+            </w:r>
+          </w:p>
+        </w:tc>
+        <w:tc>
+          <w:tcPr>
+            <w:tcW w:w="2500" w:type="pct"/>
             <w:shd w:val="clear" w:color="auto" w:fill="0369A1"/>
           </w:tcPr>
           <w:p>
@@ -74,7 +78,7 @@
         </w:trPr>
         <w:tc>
           <w:tcPr>
-            <w:tcW w:w="2400" w:type="pct"/>
+            <w:tcW w:w="2500" w:type="pct"/>
             <w:shd w:val="clear" w:color="auto" w:fill="FFFFFF"/>
           </w:tcPr>
           <w:p>
@@ -90,13 +94,13 @@
                 <w:b/>
               </w:rPr>
               <w:t xml:space="preserve">Số: 00-TH/BC-ICT-SKL
-(Hồ sơ dự thi SKY-LINE AI SPARK 2026 - 2027)</w:t>
-            </w:r>
-          </w:p>
-        </w:tc>
-        <w:tc>
-          <w:tcPr>
-            <w:tcW w:w="2600" w:type="pct"/>
+Sản phẩm: Sky-Line ICT Portal - Hệ thống quản trị và vận hành chuyên môn</w:t>
+            </w:r>
+          </w:p>
+        </w:tc>
+        <w:tc>
+          <w:tcPr>
+            <w:tcW w:w="2500" w:type="pct"/>
             <w:shd w:val="clear" w:color="auto" w:fill="FFFFFF"/>
           </w:tcPr>
           <w:p>
@@ -143,7 +147,23 @@
           <w:b/>
           <w:color w:val="0369A1"/>
         </w:rPr>
-        <w:t xml:space="preserve">CHUYÊN ĐỀ MINH CHỨNG SỐ 01 (MẢNH GHÉP 2)</w:t>
+        <w:t xml:space="preserve">CHUYÊN ĐỀ MINH CHỨNG SỐ 04</w:t>
+      </w:r>
+    </w:p>
+    <w:p>
+      <w:pPr>
+        <w:jc w:val="center"/>
+        <w:spacing w:before="0" w:after="140" w:line="300" w:lineRule="auto"/>
+      </w:pPr>
+      <w:r>
+        <w:rPr>
+          <w:rFonts w:ascii="Times New Roman" w:hAnsi="Times New Roman" w:cs="Times New Roman"/>
+          <w:sz w:val="30"/>
+          <w:szCs w:val="30"/>
+          <w:b/>
+          <w:color w:val="0F172A"/>
+        </w:rPr>
+        <w:t xml:space="preserve">HỒ SƠ TOÀN DIỆN DỰ ÁN DỰ THI, NỘI DUNG 08 KHỐI POSTER CHUẨN MẪU BAN TỔ CHỨC &amp; KỊCH BẢN THUYẾT TRÌNH VÒNG CHUNG KẾT (14/11/2026)</w:t>
       </w:r>
     </w:p>
     <w:p>
@@ -154,28 +174,12 @@
       <w:r>
         <w:rPr>
           <w:rFonts w:ascii="Times New Roman" w:hAnsi="Times New Roman" w:cs="Times New Roman"/>
-          <w:sz w:val="30"/>
-          <w:szCs w:val="30"/>
-          <w:b/>
-          <w:color w:val="0F172A"/>
-        </w:rPr>
-        <w:t xml:space="preserve">BÁO CÁO ĐO LƯỜNG TÁC ĐỘNG THỰC TIỄN (TRƯỚC &amp; SAU KHI ÁP DỤNG AI) VÀ PHẢN HỒI CỦA ĐỘI NGŨ GIÁO VIÊN TỔ ICT</w:t>
-      </w:r>
-    </w:p>
-    <w:p>
-      <w:pPr>
-        <w:jc w:val="center"/>
-        <w:spacing w:before="0" w:after="200" w:line="300" w:lineRule="auto"/>
-      </w:pPr>
-      <w:r>
-        <w:rPr>
-          <w:rFonts w:ascii="Times New Roman" w:hAnsi="Times New Roman" w:cs="Times New Roman"/>
           <w:sz w:val="24"/>
           <w:szCs w:val="24"/>
-          <w:i/>
-          <w:color w:val="475569"/>
+          <w:b/>
+          <w:color w:val="0284C7"/>
         </w:rPr>
-        <w:t xml:space="preserve">(Tài liệu minh chứng phục vụ Tiêu chí chấm Vòng 1 &amp; Vòng 2: Tác động thực tế – Trọng số 35%)</w:t>
+        <w:t xml:space="preserve">Tên sản phẩm: Sky-Line ICT Portal - Hệ thống quản trị và vận hành chuyên môn | Tác giả: Thầy Đỗ Anh Huy - Tổ trưởng chuyên môn tổ ICT | Đơn vị: Tổ ICT</w:t>
       </w:r>
     </w:p>
     <w:p>
@@ -191,94 +195,7 @@
           <w:b/>
           <w:color w:val="0369A1"/>
         </w:rPr>
-        <w:t xml:space="preserve">I. QUY MÔ ÁP DỤNG THỰC TẾ TRÊN TOÀN HỆ THỐNG GIÁO DỤC SKY-LINE</w:t>
-      </w:r>
-    </w:p>
-    <w:p>
-      <w:pPr>
-        <w:jc w:val="both"/>
-        <w:spacing w:before="0" w:after="120" w:line="300" w:lineRule="auto"/>
-      </w:pPr>
-      <w:r>
-        <w:rPr>
-          <w:rFonts w:ascii="Times New Roman" w:hAnsi="Times New Roman" w:cs="Times New Roman"/>
-          <w:sz w:val="26"/>
-          <w:szCs w:val="26"/>
-        </w:rPr>
-        <w:t xml:space="preserve">Sản phẩm “Cổng Thông Tin Điều Hành &amp; Hệ Sinh Thái 5 Trợ Lý AI Tổ Chuyên Môn ICT (Sky-Line ICT Portal)” đã được triển khai vận hành thực tế trên toàn Hệ thống Giáo dục Sky-Line với quy mô:</w:t>
-      </w:r>
-    </w:p>
-    <w:p>
-      <w:pPr>
-        <w:jc w:val="both"/>
-        <w:spacing w:before="0" w:after="120" w:line="300" w:lineRule="auto"/>
-      </w:pPr>
-      <w:r>
-        <w:rPr>
-          <w:rFonts w:ascii="Times New Roman" w:hAnsi="Times New Roman" w:cs="Times New Roman"/>
-          <w:sz w:val="26"/>
-          <w:szCs w:val="26"/>
-        </w:rPr>
-        <w:t xml:space="preserve">• Phạm vi triển khai: 05 Cơ sở trường học thuộc Hệ thống Giáo dục Sky-Line (Riverside, Central, Hill, Beach, Global).</w:t>
-      </w:r>
-    </w:p>
-    <w:p>
-      <w:pPr>
-        <w:jc w:val="both"/>
-        <w:spacing w:before="0" w:after="120" w:line="300" w:lineRule="auto"/>
-      </w:pPr>
-      <w:r>
-        <w:rPr>
-          <w:rFonts w:ascii="Times New Roman" w:hAnsi="Times New Roman" w:cs="Times New Roman"/>
-          <w:sz w:val="26"/>
-          <w:szCs w:val="26"/>
-        </w:rPr>
-        <w:t xml:space="preserve">• Hạ tầng quản lý trực tiếp: 06 Phòng Lab Tin học &amp; Robotics chuyên dụng, phục vụ 113 lớp học (Tiểu học, THCS, THPT) với hơn 152 tiết thực hành/tuần.</w:t>
-      </w:r>
-    </w:p>
-    <w:p>
-      <w:pPr>
-        <w:jc w:val="both"/>
-        <w:spacing w:before="0" w:after="120" w:line="300" w:lineRule="auto"/>
-      </w:pPr>
-      <w:r>
-        <w:rPr>
-          <w:rFonts w:ascii="Times New Roman" w:hAnsi="Times New Roman" w:cs="Times New Roman"/>
-          <w:sz w:val="26"/>
-          <w:szCs w:val="26"/>
-        </w:rPr>
-        <w:t xml:space="preserve">• Đội ngũ thụ hưởng trực tiếp: Tổ trưởng Chuyên môn ICT và toàn bộ 07 Giáo viên Tin học – Robotics liên cấp.</w:t>
-      </w:r>
-    </w:p>
-    <w:p>
-      <w:pPr>
-        <w:jc w:val="both"/>
-        <w:spacing w:before="0" w:after="120" w:line="300" w:lineRule="auto"/>
-      </w:pPr>
-      <w:r>
-        <w:rPr>
-          <w:rFonts w:ascii="Times New Roman" w:hAnsi="Times New Roman" w:cs="Times New Roman"/>
-          <w:sz w:val="26"/>
-          <w:szCs w:val="26"/>
-          <w:b/>
-        </w:rPr>
-        <w:t xml:space="preserve">• Chi phí vận hành phần mềm &amp; AI: 0 đồng/tháng (Tự chủ 100% mã nguồn trên nền tảng Next.js, Vercel và Cơ sở dữ liệu Supabase có khóa bảo mật phân quyền RLS).</w:t>
-      </w:r>
-    </w:p>
-    <w:p>
-      <w:pPr>
-        <w:jc w:val="both"/>
-        <w:spacing w:before="160" w:after="120" w:line="300" w:lineRule="auto"/>
-      </w:pPr>
-      <w:r>
-        <w:rPr>
-          <w:rFonts w:ascii="Times New Roman" w:hAnsi="Times New Roman" w:cs="Times New Roman"/>
-          <w:sz w:val="26"/>
-          <w:szCs w:val="26"/>
-          <w:b/>
-          <w:color w:val="0369A1"/>
-        </w:rPr>
-        <w:t xml:space="preserve">II. BẢNG ĐỐI SÁNH ĐỊNH LƯỢNG HIỆU QUẢ TRƯỚC VÀ SAU KHI ÁP DỤNG HỆ SINH THÁI 5 TRỢ LÝ AI</w:t>
+        <w:t xml:space="preserve">I. BẢNG NỘI DUNG CHI TIẾT 08 KHỐI TRÊN POSTER (THEO ĐÚNG MẪU TẠI MỤC IV KẾ HOẠCH CUỘC THI)</w:t>
       </w:r>
     </w:p>
     <w:tbl>
@@ -300,6 +217,54 @@
         </w:tblCellMar>
       </w:tblPr>
       <w:tr>
+        <w:trPr>
+          <w:cantSplit/>
+          <w:tblHeader/>
+        </w:trPr>
+        <w:tc>
+          <w:tcPr>
+            <w:tcW w:w="1000" w:type="pct"/>
+            <w:shd w:val="clear" w:color="auto" w:fill="0369A1"/>
+          </w:tcPr>
+          <w:p>
+            <w:pPr>
+              <w:jc w:val="center"/>
+              <w:spacing w:before="40" w:after="40" w:line="300" w:lineRule="auto"/>
+            </w:pPr>
+            <w:r>
+              <w:rPr>
+                <w:rFonts w:ascii="Times New Roman" w:hAnsi="Times New Roman" w:cs="Times New Roman"/>
+                <w:sz w:val="24"/>
+                <w:szCs w:val="24"/>
+                <w:b/>
+                <w:color w:val="FFFFFF"/>
+              </w:rPr>
+              <w:t xml:space="preserve">Khối trên Poster</w:t>
+            </w:r>
+          </w:p>
+        </w:tc>
+        <w:tc>
+          <w:tcPr>
+            <w:tcW w:w="2900" w:type="pct"/>
+            <w:shd w:val="clear" w:color="auto" w:fill="0369A1"/>
+          </w:tcPr>
+          <w:p>
+            <w:pPr>
+              <w:jc w:val="center"/>
+              <w:spacing w:before="40" w:after="40" w:line="300" w:lineRule="auto"/>
+            </w:pPr>
+            <w:r>
+              <w:rPr>
+                <w:rFonts w:ascii="Times New Roman" w:hAnsi="Times New Roman" w:cs="Times New Roman"/>
+                <w:sz w:val="24"/>
+                <w:szCs w:val="24"/>
+                <w:b/>
+                <w:color w:val="FFFFFF"/>
+              </w:rPr>
+              <w:t xml:space="preserve">Nội dung Thể hiện Chính thức của Dự án</w:t>
+            </w:r>
+          </w:p>
+        </w:tc>
         <w:tc>
           <w:tcPr>
             <w:tcW w:w="1100" w:type="pct"/>
@@ -318,82 +283,60 @@
                 <w:b/>
                 <w:color w:val="FFFFFF"/>
               </w:rPr>
-              <w:t xml:space="preserve">Hạng mục Nghiệp vụ tại Tổ ICT</w:t>
-            </w:r>
-          </w:p>
-        </w:tc>
-        <w:tc>
-          <w:tcPr>
-            <w:tcW w:w="1300" w:type="pct"/>
-            <w:shd w:val="clear" w:color="auto" w:fill="0369A1"/>
-          </w:tcPr>
-          <w:p>
-            <w:pPr>
-              <w:jc w:val="center"/>
-              <w:spacing w:before="40" w:after="40" w:line="300" w:lineRule="auto"/>
-            </w:pPr>
-            <w:r>
-              <w:rPr>
-                <w:rFonts w:ascii="Times New Roman" w:hAnsi="Times New Roman" w:cs="Times New Roman"/>
-                <w:sz w:val="24"/>
-                <w:szCs w:val="24"/>
-                <w:b/>
-                <w:color w:val="FFFFFF"/>
-              </w:rPr>
-              <w:t xml:space="preserve">Trước khi có AI
-(Làm thủ công trên Excel / Zalo / Word)</w:t>
-            </w:r>
-          </w:p>
-        </w:tc>
-        <w:tc>
-          <w:tcPr>
-            <w:tcW w:w="1400" w:type="pct"/>
-            <w:shd w:val="clear" w:color="auto" w:fill="0369A1"/>
-          </w:tcPr>
-          <w:p>
-            <w:pPr>
-              <w:jc w:val="center"/>
-              <w:spacing w:before="40" w:after="40" w:line="300" w:lineRule="auto"/>
-            </w:pPr>
-            <w:r>
-              <w:rPr>
-                <w:rFonts w:ascii="Times New Roman" w:hAnsi="Times New Roman" w:cs="Times New Roman"/>
-                <w:sz w:val="24"/>
-                <w:szCs w:val="24"/>
-                <w:b/>
-                <w:color w:val="FFFFFF"/>
-              </w:rPr>
-              <w:t xml:space="preserve">Sau khi áp dụng Hệ sinh thái 5 Trợ lý AI Sky-Line ICT Portal</w:t>
-            </w:r>
-          </w:p>
-        </w:tc>
-        <w:tc>
-          <w:tcPr>
-            <w:tcW w:w="1200" w:type="pct"/>
-            <w:shd w:val="clear" w:color="auto" w:fill="0369A1"/>
-          </w:tcPr>
-          <w:p>
-            <w:pPr>
-              <w:jc w:val="center"/>
-              <w:spacing w:before="40" w:after="40" w:line="300" w:lineRule="auto"/>
-            </w:pPr>
-            <w:r>
-              <w:rPr>
-                <w:rFonts w:ascii="Times New Roman" w:hAnsi="Times New Roman" w:cs="Times New Roman"/>
-                <w:sz w:val="24"/>
-                <w:szCs w:val="24"/>
-                <w:b/>
-                <w:color w:val="FFFFFF"/>
-              </w:rPr>
-              <w:t xml:space="preserve">Mức độ Thay đổi &amp; Tác động Đo lường được</w:t>
-            </w:r>
-          </w:p>
-        </w:tc>
-      </w:tr>
-      <w:tr>
-        <w:trPr>
-          <w:cantSplit/>
-        </w:trPr>
+              <w:t xml:space="preserve">Tiêu chí Chấm Đáp ứng</w:t>
+            </w:r>
+          </w:p>
+        </w:tc>
+      </w:tr>
+      <w:tr>
+        <w:trPr>
+          <w:cantSplit/>
+        </w:trPr>
+        <w:tc>
+          <w:tcPr>
+            <w:tcW w:w="1000" w:type="pct"/>
+            <w:shd w:val="clear" w:color="auto" w:fill="FFFFFF"/>
+          </w:tcPr>
+          <w:p>
+            <w:pPr>
+              <w:jc w:val="left"/>
+              <w:spacing w:before="40" w:after="40" w:line="300" w:lineRule="auto"/>
+            </w:pPr>
+            <w:r>
+              <w:rPr>
+                <w:rFonts w:ascii="Times New Roman" w:hAnsi="Times New Roman" w:cs="Times New Roman"/>
+                <w:sz w:val="24"/>
+                <w:szCs w:val="24"/>
+                <w:b/>
+              </w:rPr>
+              <w:t xml:space="preserve">Đầu Poster</w:t>
+            </w:r>
+          </w:p>
+        </w:tc>
+        <w:tc>
+          <w:tcPr>
+            <w:tcW w:w="2900" w:type="pct"/>
+            <w:shd w:val="clear" w:color="auto" w:fill="FFFFFF"/>
+          </w:tcPr>
+          <w:p>
+            <w:pPr>
+              <w:jc w:val="left"/>
+              <w:spacing w:before="40" w:after="40" w:line="300" w:lineRule="auto"/>
+            </w:pPr>
+            <w:r>
+              <w:rPr>
+                <w:rFonts w:ascii="Times New Roman" w:hAnsi="Times New Roman" w:cs="Times New Roman"/>
+                <w:sz w:val="24"/>
+                <w:szCs w:val="24"/>
+              </w:rPr>
+              <w:t xml:space="preserve">• Tên sản phẩm: Sky-Line ICT Portal - Hệ thống quản trị và vận hành chuyên môn
+• Tác giả: Thầy Đỗ Anh Huy - Tổ trưởng chuyên môn tổ ICT
+• Đơn vị: Tổ ICT
+• Bảng dự thi: Bảng B (Ứng dụng AI trong quản trị, vận hành, quản lý) | Nhóm: Đột phá
+• Công cụ AI sử dụng: Google Antigravity IDE (Vibe Coding + Agent Skills + MCP) &amp; Hệ sinh thái 5 Trợ lý AI tích hợp</w:t>
+            </w:r>
+          </w:p>
+        </w:tc>
         <w:tc>
           <w:tcPr>
             <w:tcW w:w="1100" w:type="pct"/>
@@ -409,78 +352,59 @@
                 <w:rFonts w:ascii="Times New Roman" w:hAnsi="Times New Roman" w:cs="Times New Roman"/>
                 <w:sz w:val="24"/>
                 <w:szCs w:val="24"/>
-                <w:b/>
-              </w:rPr>
-              <w:t xml:space="preserve">1. Xếp Thời khóa biểu &amp; Điều phối 6 Phòng Lab chống trùng (AI Số 1)</w:t>
-            </w:r>
-          </w:p>
-        </w:tc>
-        <w:tc>
-          <w:tcPr>
-            <w:tcW w:w="1300" w:type="pct"/>
-            <w:shd w:val="clear" w:color="auto" w:fill="FFFFFF"/>
-          </w:tcPr>
-          <w:p>
-            <w:pPr>
-              <w:jc w:val="left"/>
-              <w:spacing w:before="40" w:after="40" w:line="300" w:lineRule="auto"/>
-            </w:pPr>
-            <w:r>
-              <w:rPr>
-                <w:rFonts w:ascii="Times New Roman" w:hAnsi="Times New Roman" w:cs="Times New Roman"/>
-                <w:sz w:val="24"/>
-                <w:szCs w:val="24"/>
-              </w:rPr>
-              <w:t xml:space="preserve">Mất 3–4 giờ/tuần dò thủ công trên nhiều file Excel rời rạc giữa 5 cơ sở; dễ xảy ra trùng lịch phòng Lab khi giáo viên đổi tiết hoặc dạy bù đột xuất.</w:t>
-            </w:r>
-          </w:p>
-        </w:tc>
-        <w:tc>
-          <w:tcPr>
-            <w:tcW w:w="1400" w:type="pct"/>
-            <w:shd w:val="clear" w:color="auto" w:fill="FFFFFF"/>
-          </w:tcPr>
-          <w:p>
-            <w:pPr>
-              <w:jc w:val="left"/>
-              <w:spacing w:before="40" w:after="40" w:line="300" w:lineRule="auto"/>
-            </w:pPr>
-            <w:r>
-              <w:rPr>
-                <w:rFonts w:ascii="Times New Roman" w:hAnsi="Times New Roman" w:cs="Times New Roman"/>
-                <w:sz w:val="24"/>
-                <w:szCs w:val="24"/>
-              </w:rPr>
-              <w:t xml:space="preserve">Trợ lý AI Số 1 tự động quét 100% tiết dạy thực tế trên CSDL, phát hiện xung đột tức thì, tính chỉ số cân bằng tải giáo viên và gợi ý khung tiết trống vàng của từng Phòng Lab trong 30 giây.</w:t>
-            </w:r>
-          </w:p>
-        </w:tc>
-        <w:tc>
-          <w:tcPr>
-            <w:tcW w:w="1200" w:type="pct"/>
-            <w:shd w:val="clear" w:color="auto" w:fill="FFFFFF"/>
-          </w:tcPr>
-          <w:p>
-            <w:pPr>
-              <w:jc w:val="left"/>
-              <w:spacing w:before="40" w:after="40" w:line="300" w:lineRule="auto"/>
-            </w:pPr>
-            <w:r>
-              <w:rPr>
-                <w:rFonts w:ascii="Times New Roman" w:hAnsi="Times New Roman" w:cs="Times New Roman"/>
-                <w:sz w:val="24"/>
-                <w:szCs w:val="24"/>
-              </w:rPr>
-              <w:t xml:space="preserve">• Giảm 98% thời gian rà soát lịch.
-• Đạt 0% xung đột trùng phòng Lab &amp; trùng giáo viên.</w:t>
-            </w:r>
-          </w:p>
-        </w:tc>
-      </w:tr>
-      <w:tr>
-        <w:trPr>
-          <w:cantSplit/>
-        </w:trPr>
+              </w:rPr>
+              <w:t xml:space="preserve">Kiểm tra hồ sơ hợp lệ (100%)</w:t>
+            </w:r>
+          </w:p>
+        </w:tc>
+      </w:tr>
+      <w:tr>
+        <w:trPr>
+          <w:cantSplit/>
+        </w:trPr>
+        <w:tc>
+          <w:tcPr>
+            <w:tcW w:w="1000" w:type="pct"/>
+            <w:shd w:val="clear" w:color="auto" w:fill="F8FAFC"/>
+          </w:tcPr>
+          <w:p>
+            <w:pPr>
+              <w:jc w:val="left"/>
+              <w:spacing w:before="40" w:after="40" w:line="300" w:lineRule="auto"/>
+            </w:pPr>
+            <w:r>
+              <w:rPr>
+                <w:rFonts w:ascii="Times New Roman" w:hAnsi="Times New Roman" w:cs="Times New Roman"/>
+                <w:sz w:val="24"/>
+                <w:szCs w:val="24"/>
+                <w:b/>
+              </w:rPr>
+              <w:t xml:space="preserve">1. Bối cảnh, vấn đề</w:t>
+            </w:r>
+          </w:p>
+        </w:tc>
+        <w:tc>
+          <w:tcPr>
+            <w:tcW w:w="2900" w:type="pct"/>
+            <w:shd w:val="clear" w:color="auto" w:fill="F8FAFC"/>
+          </w:tcPr>
+          <w:p>
+            <w:pPr>
+              <w:jc w:val="left"/>
+              <w:spacing w:before="40" w:after="40" w:line="300" w:lineRule="auto"/>
+            </w:pPr>
+            <w:r>
+              <w:rPr>
+                <w:rFonts w:ascii="Times New Roman" w:hAnsi="Times New Roman" w:cs="Times New Roman"/>
+                <w:sz w:val="24"/>
+                <w:szCs w:val="24"/>
+              </w:rPr>
+              <w:t xml:space="preserve">• Tổ ICT quản lý giảng dạy liên cấp (Lớp 1–12) trên 5 cơ sở Sky-Line, vận hành 6 Phòng Lab, 113 lớp, 152 tiết/tuần và hơn 150+ thiết bị Robot/máy tính.
+• Cách làm cũ trên hàng chục file Excel, Word, nhóm Zalo rời rạc gây nguy cơ trùng lịch phòng Lab, thất lạc lịch sử bảo trì thiết bị và mất 4–5 giờ/tuần của Tổ trưởng để tổng hợp số liệu, viết báo cáo.
+• Muốn có phần mềm quản trị riêng theo cách truyền thống phải thuê công ty ngoài với chi phí rất lớn.</w:t>
+            </w:r>
+          </w:p>
+        </w:tc>
         <w:tc>
           <w:tcPr>
             <w:tcW w:w="1100" w:type="pct"/>
@@ -496,78 +420,60 @@
                 <w:rFonts w:ascii="Times New Roman" w:hAnsi="Times New Roman" w:cs="Times New Roman"/>
                 <w:sz w:val="24"/>
                 <w:szCs w:val="24"/>
-                <w:b/>
-              </w:rPr>
-              <w:t xml:space="preserve">2. Đánh giá Năng lực Giáo viên 360° (15 tiêu chí) &amp; Tư vấn Lộ trình IDP (AI Số 2)</w:t>
-            </w:r>
-          </w:p>
-        </w:tc>
-        <w:tc>
-          <w:tcPr>
-            <w:tcW w:w="1300" w:type="pct"/>
-            <w:shd w:val="clear" w:color="auto" w:fill="F8FAFC"/>
-          </w:tcPr>
-          <w:p>
-            <w:pPr>
-              <w:jc w:val="left"/>
-              <w:spacing w:before="40" w:after="40" w:line="300" w:lineRule="auto"/>
-            </w:pPr>
-            <w:r>
-              <w:rPr>
-                <w:rFonts w:ascii="Times New Roman" w:hAnsi="Times New Roman" w:cs="Times New Roman"/>
-                <w:sz w:val="24"/>
-                <w:szCs w:val="24"/>
-              </w:rPr>
-              <w:t xml:space="preserve">Mất 2–3 ngày mỗi kỳ để tổng hợp phiếu đánh giá; nội dung tư vấn lộ trình phát triển cá nhân (IDP) thường chung chung, thiếu đối chiếu với khối lượng công việc thực tế.</w:t>
-            </w:r>
-          </w:p>
-        </w:tc>
-        <w:tc>
-          <w:tcPr>
-            <w:tcW w:w="1400" w:type="pct"/>
-            <w:shd w:val="clear" w:color="auto" w:fill="F8FAFC"/>
-          </w:tcPr>
-          <w:p>
-            <w:pPr>
-              <w:jc w:val="left"/>
-              <w:spacing w:before="40" w:after="40" w:line="300" w:lineRule="auto"/>
-            </w:pPr>
-            <w:r>
-              <w:rPr>
-                <w:rFonts w:ascii="Times New Roman" w:hAnsi="Times New Roman" w:cs="Times New Roman"/>
-                <w:sz w:val="24"/>
-                <w:szCs w:val="24"/>
-              </w:rPr>
-              <w:t xml:space="preserve">Trợ lý AI Số 2 truy xuất chéo 5 bảng Database (Điểm 15 tiêu chí, 24 kịch bản huấn luyện, Công việc được giao, Sự vụ đã xử lý, Đội tuyển bồi dưỡng) để lập lộ trình IDP 3 giai đoạn trong 5 giây.</w:t>
-            </w:r>
-          </w:p>
-        </w:tc>
-        <w:tc>
-          <w:tcPr>
-            <w:tcW w:w="1200" w:type="pct"/>
-            <w:shd w:val="clear" w:color="auto" w:fill="F8FAFC"/>
-          </w:tcPr>
-          <w:p>
-            <w:pPr>
-              <w:jc w:val="left"/>
-              <w:spacing w:before="40" w:after="40" w:line="300" w:lineRule="auto"/>
-            </w:pPr>
-            <w:r>
-              <w:rPr>
-                <w:rFonts w:ascii="Times New Roman" w:hAnsi="Times New Roman" w:cs="Times New Roman"/>
-                <w:sz w:val="24"/>
-                <w:szCs w:val="24"/>
-              </w:rPr>
-              <w:t xml:space="preserve">• Tiết kiệm 95% thời gian tổng hợp.
-• Cá nhân hóa 100% theo cấp học (IC3 Spark, IC3 GS6, MOS, Scratch, Python, Whalesbot).</w:t>
-            </w:r>
-          </w:p>
-        </w:tc>
-      </w:tr>
-      <w:tr>
-        <w:trPr>
-          <w:cantSplit/>
-        </w:trPr>
+              </w:rPr>
+              <w:t xml:space="preserve">Ứng dụng thực tiễn (30đ Vòng 1 / 35% Vòng 2)</w:t>
+            </w:r>
+          </w:p>
+        </w:tc>
+      </w:tr>
+      <w:tr>
+        <w:trPr>
+          <w:cantSplit/>
+        </w:trPr>
+        <w:tc>
+          <w:tcPr>
+            <w:tcW w:w="1000" w:type="pct"/>
+            <w:shd w:val="clear" w:color="auto" w:fill="FFFFFF"/>
+          </w:tcPr>
+          <w:p>
+            <w:pPr>
+              <w:jc w:val="left"/>
+              <w:spacing w:before="40" w:after="40" w:line="300" w:lineRule="auto"/>
+            </w:pPr>
+            <w:r>
+              <w:rPr>
+                <w:rFonts w:ascii="Times New Roman" w:hAnsi="Times New Roman" w:cs="Times New Roman"/>
+                <w:sz w:val="24"/>
+                <w:szCs w:val="24"/>
+                <w:b/>
+              </w:rPr>
+              <w:t xml:space="preserve">2. Giải pháp</w:t>
+            </w:r>
+          </w:p>
+        </w:tc>
+        <w:tc>
+          <w:tcPr>
+            <w:tcW w:w="2900" w:type="pct"/>
+            <w:shd w:val="clear" w:color="auto" w:fill="FFFFFF"/>
+          </w:tcPr>
+          <w:p>
+            <w:pPr>
+              <w:jc w:val="left"/>
+              <w:spacing w:before="40" w:after="40" w:line="300" w:lineRule="auto"/>
+            </w:pPr>
+            <w:r>
+              <w:rPr>
+                <w:rFonts w:ascii="Times New Roman" w:hAnsi="Times New Roman" w:cs="Times New Roman"/>
+                <w:sz w:val="24"/>
+                <w:szCs w:val="24"/>
+              </w:rPr>
+              <w:t xml:space="preserve">• Sản phẩm là gì: Hệ thống ứng dụng web quản trị và vận hành chuyên môn toàn diện (7 phân hệ nghiệp vụ + 13 bảng CSDL đám mây Supabase + 5 Trợ lý AI).
+• AI làm gì (Mô hình AI Kép):
+  + Tầng 1 (AI Kiến tạo): Tác giả dùng phương pháp Vibe Coding trên nền tảng Google Antigravity IDE (kèm bộ quy tắc AGENTS.md &amp; 4 bộ SKILL.md) để AI tự động lập trình toàn bộ hệ thống.
+  + Tầng 2 (AI Vận hành): 5 Trợ lý AI tự động quét chống trùng lịch phòng Lab, phân tích năng lực 360° &amp; gợi ý IDP, tư vấn xử lý sự vụ phòng máy 3 bước, điểm tin công nghệ 08h00 Thứ Bảy và soạn thảo Kế hoạch/Tờ trình/Email từ số liệu thật.</w:t>
+            </w:r>
+          </w:p>
+        </w:tc>
         <w:tc>
           <w:tcPr>
             <w:tcW w:w="1100" w:type="pct"/>
@@ -583,78 +489,58 @@
                 <w:rFonts w:ascii="Times New Roman" w:hAnsi="Times New Roman" w:cs="Times New Roman"/>
                 <w:sz w:val="24"/>
                 <w:szCs w:val="24"/>
-                <w:b/>
-              </w:rPr>
-              <w:t xml:space="preserve">3. Tiếp nhận &amp; Chỉ đạo Xử lý Sự vụ Phòng Lab (AI Số 3)</w:t>
-            </w:r>
-          </w:p>
-        </w:tc>
-        <w:tc>
-          <w:tcPr>
-            <w:tcW w:w="1300" w:type="pct"/>
-            <w:shd w:val="clear" w:color="auto" w:fill="FFFFFF"/>
-          </w:tcPr>
-          <w:p>
-            <w:pPr>
-              <w:jc w:val="left"/>
-              <w:spacing w:before="40" w:after="40" w:line="300" w:lineRule="auto"/>
-            </w:pPr>
-            <w:r>
-              <w:rPr>
-                <w:rFonts w:ascii="Times New Roman" w:hAnsi="Times New Roman" w:cs="Times New Roman"/>
-                <w:sz w:val="24"/>
-                <w:szCs w:val="24"/>
-              </w:rPr>
-              <w:t xml:space="preserve">Báo cáo sự cố qua tin nhắn Zalo dễ bị trôi, thiếu quy trình xử lý chuẩn và rất khó tra cứu lại lịch sử minh chứng khắc phục cuối năm.</w:t>
-            </w:r>
-          </w:p>
-        </w:tc>
-        <w:tc>
-          <w:tcPr>
-            <w:tcW w:w="1400" w:type="pct"/>
-            <w:shd w:val="clear" w:color="auto" w:fill="FFFFFF"/>
-          </w:tcPr>
-          <w:p>
-            <w:pPr>
-              <w:jc w:val="left"/>
-              <w:spacing w:before="40" w:after="40" w:line="300" w:lineRule="auto"/>
-            </w:pPr>
-            <w:r>
-              <w:rPr>
-                <w:rFonts w:ascii="Times New Roman" w:hAnsi="Times New Roman" w:cs="Times New Roman"/>
-                <w:sz w:val="24"/>
-                <w:szCs w:val="24"/>
-              </w:rPr>
-              <w:t xml:space="preserve">Trợ lý AI Số 3 phân tích sự vụ theo 6 nhóm chuyên môn, tự động gợi ý quy trình xử lý 3 bước (Tức thời – Phối hợp – Phòng ngừa chuẩn SLA) và dự thảo ý kiến chỉ đạo cho Tổ trưởng.</w:t>
-            </w:r>
-          </w:p>
-        </w:tc>
-        <w:tc>
-          <w:tcPr>
-            <w:tcW w:w="1200" w:type="pct"/>
-            <w:shd w:val="clear" w:color="auto" w:fill="FFFFFF"/>
-          </w:tcPr>
-          <w:p>
-            <w:pPr>
-              <w:jc w:val="left"/>
-              <w:spacing w:before="40" w:after="40" w:line="300" w:lineRule="auto"/>
-            </w:pPr>
-            <w:r>
-              <w:rPr>
-                <w:rFonts w:ascii="Times New Roman" w:hAnsi="Times New Roman" w:cs="Times New Roman"/>
-                <w:sz w:val="24"/>
-                <w:szCs w:val="24"/>
-              </w:rPr>
-              <w:t xml:space="preserve">• Rút ngắn 80% thời gian phản hồi sự cố phòng máy.
-• Lưu vết minh chứng xử lý đạt 100%.</w:t>
-            </w:r>
-          </w:p>
-        </w:tc>
-      </w:tr>
-      <w:tr>
-        <w:trPr>
-          <w:cantSplit/>
-        </w:trPr>
+              </w:rPr>
+              <w:t xml:space="preserve">Chiều sâu, sáng tạo &amp; Công nghệ AI (30đ Vòng 1 / 30% Vòng 2)</w:t>
+            </w:r>
+          </w:p>
+        </w:tc>
+      </w:tr>
+      <w:tr>
+        <w:trPr>
+          <w:cantSplit/>
+        </w:trPr>
+        <w:tc>
+          <w:tcPr>
+            <w:tcW w:w="1000" w:type="pct"/>
+            <w:shd w:val="clear" w:color="auto" w:fill="F8FAFC"/>
+          </w:tcPr>
+          <w:p>
+            <w:pPr>
+              <w:jc w:val="left"/>
+              <w:spacing w:before="40" w:after="40" w:line="300" w:lineRule="auto"/>
+            </w:pPr>
+            <w:r>
+              <w:rPr>
+                <w:rFonts w:ascii="Times New Roman" w:hAnsi="Times New Roman" w:cs="Times New Roman"/>
+                <w:sz w:val="24"/>
+                <w:szCs w:val="24"/>
+                <w:b/>
+              </w:rPr>
+              <w:t xml:space="preserve">3. Triển khai tại Sky-Line</w:t>
+            </w:r>
+          </w:p>
+        </w:tc>
+        <w:tc>
+          <w:tcPr>
+            <w:tcW w:w="2900" w:type="pct"/>
+            <w:shd w:val="clear" w:color="auto" w:fill="F8FAFC"/>
+          </w:tcPr>
+          <w:p>
+            <w:pPr>
+              <w:jc w:val="left"/>
+              <w:spacing w:before="40" w:after="40" w:line="300" w:lineRule="auto"/>
+            </w:pPr>
+            <w:r>
+              <w:rPr>
+                <w:rFonts w:ascii="Times New Roman" w:hAnsi="Times New Roman" w:cs="Times New Roman"/>
+                <w:sz w:val="24"/>
+                <w:szCs w:val="24"/>
+              </w:rPr>
+              <w:t xml:space="preserve">• Phạm vi: Đã triển khai thực tế tại cả 05 cơ sở Hệ thống Giáo dục Sky-Line (Riverside, Central, Hill, Beach, Global) cho 3 cấp Tiểu học, THCS, THPT.
+• Quy mô sử dụng: 100% cán bộ quản lý &amp; giáo viên Tổ ICT (07/07 thầy cô) sử dụng hằng ngày; điều phối trực tiếp 6 phòng Lab, 113 lớp, 152 tiết/tuần.</w:t>
+            </w:r>
+          </w:p>
+        </w:tc>
         <w:tc>
           <w:tcPr>
             <w:tcW w:w="1100" w:type="pct"/>
@@ -670,78 +556,59 @@
                 <w:rFonts w:ascii="Times New Roman" w:hAnsi="Times New Roman" w:cs="Times New Roman"/>
                 <w:sz w:val="24"/>
                 <w:szCs w:val="24"/>
-                <w:b/>
-              </w:rPr>
-              <w:t xml:space="preserve">4. Điểm tin Công nghệ 08h00 Thứ Bảy &amp; Cập nhật Chương trình ICT (AI Số 4)</w:t>
-            </w:r>
-          </w:p>
-        </w:tc>
-        <w:tc>
-          <w:tcPr>
-            <w:tcW w:w="1300" w:type="pct"/>
-            <w:shd w:val="clear" w:color="auto" w:fill="F8FAFC"/>
-          </w:tcPr>
-          <w:p>
-            <w:pPr>
-              <w:jc w:val="left"/>
-              <w:spacing w:before="40" w:after="40" w:line="300" w:lineRule="auto"/>
-            </w:pPr>
-            <w:r>
-              <w:rPr>
-                <w:rFonts w:ascii="Times New Roman" w:hAnsi="Times New Roman" w:cs="Times New Roman"/>
-                <w:sz w:val="24"/>
-                <w:szCs w:val="24"/>
-              </w:rPr>
-              <w:t xml:space="preserve">Tổ trưởng phải tự tìm đọc rời rạc trên nhiều trang báo; việc chuyển hóa xu hướng công nghệ mới thành nhiệm vụ chuyên môn thường bị chậm nhịp.</w:t>
-            </w:r>
-          </w:p>
-        </w:tc>
-        <w:tc>
-          <w:tcPr>
-            <w:tcW w:w="1400" w:type="pct"/>
-            <w:shd w:val="clear" w:color="auto" w:fill="F8FAFC"/>
-          </w:tcPr>
-          <w:p>
-            <w:pPr>
-              <w:jc w:val="left"/>
-              <w:spacing w:before="40" w:after="40" w:line="300" w:lineRule="auto"/>
-            </w:pPr>
-            <w:r>
-              <w:rPr>
-                <w:rFonts w:ascii="Times New Roman" w:hAnsi="Times New Roman" w:cs="Times New Roman"/>
-                <w:sz w:val="24"/>
-                <w:szCs w:val="24"/>
-              </w:rPr>
-              <w:t xml:space="preserve">Trợ lý AI Số 4 tự động quét nguồn tin chính thống Cấp 1 + Tìm kiếm mở toàn mạng lúc 08h00 sáng Thứ Bảy, tham mưu cập nhật chương trình 3 cấp học và chuyển thẳng thành công việc giao giáo viên chỉ với 1 cú nhấp chuột.</w:t>
-            </w:r>
-          </w:p>
-        </w:tc>
-        <w:tc>
-          <w:tcPr>
-            <w:tcW w:w="1200" w:type="pct"/>
-            <w:shd w:val="clear" w:color="auto" w:fill="F8FAFC"/>
-          </w:tcPr>
-          <w:p>
-            <w:pPr>
-              <w:jc w:val="left"/>
-              <w:spacing w:before="40" w:after="40" w:line="300" w:lineRule="auto"/>
-            </w:pPr>
-            <w:r>
-              <w:rPr>
-                <w:rFonts w:ascii="Times New Roman" w:hAnsi="Times New Roman" w:cs="Times New Roman"/>
-                <w:sz w:val="24"/>
-                <w:szCs w:val="24"/>
-              </w:rPr>
-              <w:t xml:space="preserve">• Tiết kiệm ~2 giờ/tuần đọc &amp; tổng hợp tin tức.
-• Chủ động cập nhật xu hướng AI, STEM Robotics hàng tuần.</w:t>
-            </w:r>
-          </w:p>
-        </w:tc>
-      </w:tr>
-      <w:tr>
-        <w:trPr>
-          <w:cantSplit/>
-        </w:trPr>
+              </w:rPr>
+              <w:t xml:space="preserve">Ứng dụng thực tiễn tại Sky-Line</w:t>
+            </w:r>
+          </w:p>
+        </w:tc>
+      </w:tr>
+      <w:tr>
+        <w:trPr>
+          <w:cantSplit/>
+        </w:trPr>
+        <w:tc>
+          <w:tcPr>
+            <w:tcW w:w="1000" w:type="pct"/>
+            <w:shd w:val="clear" w:color="auto" w:fill="FFFFFF"/>
+          </w:tcPr>
+          <w:p>
+            <w:pPr>
+              <w:jc w:val="left"/>
+              <w:spacing w:before="40" w:after="40" w:line="300" w:lineRule="auto"/>
+            </w:pPr>
+            <w:r>
+              <w:rPr>
+                <w:rFonts w:ascii="Times New Roman" w:hAnsi="Times New Roman" w:cs="Times New Roman"/>
+                <w:sz w:val="24"/>
+                <w:szCs w:val="24"/>
+                <w:b/>
+              </w:rPr>
+              <w:t xml:space="preserve">4. Thay đổi và tác động</w:t>
+            </w:r>
+          </w:p>
+        </w:tc>
+        <w:tc>
+          <w:tcPr>
+            <w:tcW w:w="2900" w:type="pct"/>
+            <w:shd w:val="clear" w:color="auto" w:fill="FFFFFF"/>
+          </w:tcPr>
+          <w:p>
+            <w:pPr>
+              <w:jc w:val="left"/>
+              <w:spacing w:before="40" w:after="40" w:line="300" w:lineRule="auto"/>
+            </w:pPr>
+            <w:r>
+              <w:rPr>
+                <w:rFonts w:ascii="Times New Roman" w:hAnsi="Times New Roman" w:cs="Times New Roman"/>
+                <w:sz w:val="24"/>
+                <w:szCs w:val="24"/>
+              </w:rPr>
+              <w:t xml:space="preserve">• Giải quyết việc cách cũ KHÔNG LÀM ĐƯỢC: Giúp Tổ trưởng tự xây dựng hệ thống phần mềm quản trị đám mây hoàn chỉnh không cần thuê công ty lập trình.
+• Số liệu Trước &amp; Sau: Rà soát lịch phòng Lab giảm từ 3–4 giờ xuống 30 giây (0% trùng lịch); Lập lộ trình IDP giáo viên từ 2–3 ngày xuống 5 giây; Soạn Kế hoạch/Tờ trình/Email từ 90 phút xuống 3 giây (tiết kiệm ~5,5 giờ/tuần).
+• Đồng nghiệp đánh giá cao tính trực quan, báo sự cố 1 chạm và gợi ý chuyên môn sát thực tế.</w:t>
+            </w:r>
+          </w:p>
+        </w:tc>
         <w:tc>
           <w:tcPr>
             <w:tcW w:w="1100" w:type="pct"/>
@@ -757,69 +624,281 @@
                 <w:rFonts w:ascii="Times New Roman" w:hAnsi="Times New Roman" w:cs="Times New Roman"/>
                 <w:sz w:val="24"/>
                 <w:szCs w:val="24"/>
-                <w:b/>
-              </w:rPr>
-              <w:t xml:space="preserve">5. Soạn thảo Kế hoạch, Tờ trình, Biên bản &amp; Email Điều hành (AI Số 5)</w:t>
-            </w:r>
-          </w:p>
-        </w:tc>
-        <w:tc>
-          <w:tcPr>
-            <w:tcW w:w="1300" w:type="pct"/>
-            <w:shd w:val="clear" w:color="auto" w:fill="FFFFFF"/>
-          </w:tcPr>
-          <w:p>
-            <w:pPr>
-              <w:jc w:val="left"/>
-              <w:spacing w:before="40" w:after="40" w:line="300" w:lineRule="auto"/>
-            </w:pPr>
-            <w:r>
-              <w:rPr>
-                <w:rFonts w:ascii="Times New Roman" w:hAnsi="Times New Roman" w:cs="Times New Roman"/>
-                <w:sz w:val="24"/>
-                <w:szCs w:val="24"/>
-              </w:rPr>
-              <w:t xml:space="preserve">Mất 90–120 phút cho mỗi văn bản vì Tổ trưởng phải vừa gõ nội dung vừa mở từng bảng thống kê đếm số lớp, số thiết bị hỏng, số công việc hoàn thành.</w:t>
-            </w:r>
-          </w:p>
-        </w:tc>
-        <w:tc>
-          <w:tcPr>
-            <w:tcW w:w="1400" w:type="pct"/>
-            <w:shd w:val="clear" w:color="auto" w:fill="FFFFFF"/>
-          </w:tcPr>
-          <w:p>
-            <w:pPr>
-              <w:jc w:val="left"/>
-              <w:spacing w:before="40" w:after="40" w:line="300" w:lineRule="auto"/>
-            </w:pPr>
-            <w:r>
-              <w:rPr>
-                <w:rFonts w:ascii="Times New Roman" w:hAnsi="Times New Roman" w:cs="Times New Roman"/>
-                <w:sz w:val="24"/>
-                <w:szCs w:val="24"/>
-              </w:rPr>
-              <w:t xml:space="preserve">Trợ lý AI Số 5 tự động lấy số liệu thật đang sống trên Cổng thông tin để xuất bản 5 mẫu Kế hoạch/Tờ trình/Biên bản và 4 mẫu Email điều hành chuẩn thể thức Sky-Line (.doc) trong 3 giây.</w:t>
-            </w:r>
-          </w:p>
-        </w:tc>
-        <w:tc>
-          <w:tcPr>
-            <w:tcW w:w="1200" w:type="pct"/>
-            <w:shd w:val="clear" w:color="auto" w:fill="FFFFFF"/>
-          </w:tcPr>
-          <w:p>
-            <w:pPr>
-              <w:jc w:val="left"/>
-              <w:spacing w:before="40" w:after="40" w:line="300" w:lineRule="auto"/>
-            </w:pPr>
-            <w:r>
-              <w:rPr>
-                <w:rFonts w:ascii="Times New Roman" w:hAnsi="Times New Roman" w:cs="Times New Roman"/>
-                <w:sz w:val="24"/>
-                <w:szCs w:val="24"/>
-              </w:rPr>
-              <w:t xml:space="preserve">• Giải phóng 85% thời gian hành chính cho Tổ trưởng (~5 giờ 30 phút mỗi tuần).</w:t>
+              </w:rPr>
+              <w:t xml:space="preserve">Chiều sâu, sáng tạo và tác động</w:t>
+            </w:r>
+          </w:p>
+        </w:tc>
+      </w:tr>
+      <w:tr>
+        <w:trPr>
+          <w:cantSplit/>
+        </w:trPr>
+        <w:tc>
+          <w:tcPr>
+            <w:tcW w:w="1000" w:type="pct"/>
+            <w:shd w:val="clear" w:color="auto" w:fill="F8FAFC"/>
+          </w:tcPr>
+          <w:p>
+            <w:pPr>
+              <w:jc w:val="left"/>
+              <w:spacing w:before="40" w:after="40" w:line="300" w:lineRule="auto"/>
+            </w:pPr>
+            <w:r>
+              <w:rPr>
+                <w:rFonts w:ascii="Times New Roman" w:hAnsi="Times New Roman" w:cs="Times New Roman"/>
+                <w:sz w:val="24"/>
+                <w:szCs w:val="24"/>
+                <w:b/>
+              </w:rPr>
+              <w:t xml:space="preserve">5. Khả năng tái sử dụng</w:t>
+            </w:r>
+          </w:p>
+        </w:tc>
+        <w:tc>
+          <w:tcPr>
+            <w:tcW w:w="2900" w:type="pct"/>
+            <w:shd w:val="clear" w:color="auto" w:fill="F8FAFC"/>
+          </w:tcPr>
+          <w:p>
+            <w:pPr>
+              <w:jc w:val="left"/>
+              <w:spacing w:before="40" w:after="40" w:line="300" w:lineRule="auto"/>
+            </w:pPr>
+            <w:r>
+              <w:rPr>
+                <w:rFonts w:ascii="Times New Roman" w:hAnsi="Times New Roman" w:cs="Times New Roman"/>
+                <w:sz w:val="24"/>
+                <w:szCs w:val="24"/>
+              </w:rPr>
+              <w:t xml:space="preserve">• Đánh giá thời gian: [X] Dưới 30 phút, chỉ cần thay nội dung.
+• Kèm theo: (1) Quy trình 3 bước (15 phút) thay nội dung bảng CSDL ai_training_knowledge_base cho các Tổ bộ môn khác (KHTN, Tiếng Anh, Toán, KHXH); và (2) Bộ khuôn mẫu Vibe Coding trên Google Antigravity IDE (AGENTS.md + 4 SKILL.md) để các phòng ban khác tái sử dụng.</w:t>
+            </w:r>
+          </w:p>
+        </w:tc>
+        <w:tc>
+          <w:tcPr>
+            <w:tcW w:w="1100" w:type="pct"/>
+            <w:shd w:val="clear" w:color="auto" w:fill="F8FAFC"/>
+          </w:tcPr>
+          <w:p>
+            <w:pPr>
+              <w:jc w:val="left"/>
+              <w:spacing w:before="40" w:after="40" w:line="300" w:lineRule="auto"/>
+            </w:pPr>
+            <w:r>
+              <w:rPr>
+                <w:rFonts w:ascii="Times New Roman" w:hAnsi="Times New Roman" w:cs="Times New Roman"/>
+                <w:sz w:val="24"/>
+                <w:szCs w:val="24"/>
+              </w:rPr>
+              <w:t xml:space="preserve">Khả năng tái sử dụng (84–100% điểm tối đa &amp; Chuẩn T2)</w:t>
+            </w:r>
+          </w:p>
+        </w:tc>
+      </w:tr>
+      <w:tr>
+        <w:trPr>
+          <w:cantSplit/>
+        </w:trPr>
+        <w:tc>
+          <w:tcPr>
+            <w:tcW w:w="1000" w:type="pct"/>
+            <w:shd w:val="clear" w:color="auto" w:fill="FFFFFF"/>
+          </w:tcPr>
+          <w:p>
+            <w:pPr>
+              <w:jc w:val="left"/>
+              <w:spacing w:before="40" w:after="40" w:line="300" w:lineRule="auto"/>
+            </w:pPr>
+            <w:r>
+              <w:rPr>
+                <w:rFonts w:ascii="Times New Roman" w:hAnsi="Times New Roman" w:cs="Times New Roman"/>
+                <w:sz w:val="24"/>
+                <w:szCs w:val="24"/>
+                <w:b/>
+              </w:rPr>
+              <w:t xml:space="preserve">6. Chi phí, tính bền vững</w:t>
+            </w:r>
+          </w:p>
+        </w:tc>
+        <w:tc>
+          <w:tcPr>
+            <w:tcW w:w="2900" w:type="pct"/>
+            <w:shd w:val="clear" w:color="auto" w:fill="FFFFFF"/>
+          </w:tcPr>
+          <w:p>
+            <w:pPr>
+              <w:jc w:val="left"/>
+              <w:spacing w:before="40" w:after="40" w:line="300" w:lineRule="auto"/>
+            </w:pPr>
+            <w:r>
+              <w:rPr>
+                <w:rFonts w:ascii="Times New Roman" w:hAnsi="Times New Roman" w:cs="Times New Roman"/>
+                <w:sz w:val="24"/>
+                <w:szCs w:val="24"/>
+              </w:rPr>
+              <w:t xml:space="preserve">• Chi phí xây dựng &amp; vận hành: 0 đồng/tháng.
+• Không phụ thuộc nền tảng thu phí bên ngoài, không yêu cầu tài khoản của học sinh.
+• Tổ trưởng chuyên môn tổ ICT trực tiếp làm chủ mã nguồn và duy trì, mở rộng lâu dài sau cuộc thi bằng Google Antigravity IDE.</w:t>
+            </w:r>
+          </w:p>
+        </w:tc>
+        <w:tc>
+          <w:tcPr>
+            <w:tcW w:w="1100" w:type="pct"/>
+            <w:shd w:val="clear" w:color="auto" w:fill="FFFFFF"/>
+          </w:tcPr>
+          <w:p>
+            <w:pPr>
+              <w:jc w:val="left"/>
+              <w:spacing w:before="40" w:after="40" w:line="300" w:lineRule="auto"/>
+            </w:pPr>
+            <w:r>
+              <w:rPr>
+                <w:rFonts w:ascii="Times New Roman" w:hAnsi="Times New Roman" w:cs="Times New Roman"/>
+                <w:sz w:val="24"/>
+                <w:szCs w:val="24"/>
+              </w:rPr>
+              <w:t xml:space="preserve">Chi phí và tính bền vững (15đ Vòng 1)</w:t>
+            </w:r>
+          </w:p>
+        </w:tc>
+      </w:tr>
+      <w:tr>
+        <w:trPr>
+          <w:cantSplit/>
+        </w:trPr>
+        <w:tc>
+          <w:tcPr>
+            <w:tcW w:w="1000" w:type="pct"/>
+            <w:shd w:val="clear" w:color="auto" w:fill="F8FAFC"/>
+          </w:tcPr>
+          <w:p>
+            <w:pPr>
+              <w:jc w:val="left"/>
+              <w:spacing w:before="40" w:after="40" w:line="300" w:lineRule="auto"/>
+            </w:pPr>
+            <w:r>
+              <w:rPr>
+                <w:rFonts w:ascii="Times New Roman" w:hAnsi="Times New Roman" w:cs="Times New Roman"/>
+                <w:sz w:val="24"/>
+                <w:szCs w:val="24"/>
+                <w:b/>
+              </w:rPr>
+              <w:t xml:space="preserve">7. An toàn dữ liệu, AI có trách nhiệm</w:t>
+            </w:r>
+          </w:p>
+        </w:tc>
+        <w:tc>
+          <w:tcPr>
+            <w:tcW w:w="2900" w:type="pct"/>
+            <w:shd w:val="clear" w:color="auto" w:fill="F8FAFC"/>
+          </w:tcPr>
+          <w:p>
+            <w:pPr>
+              <w:jc w:val="left"/>
+              <w:spacing w:before="40" w:after="40" w:line="300" w:lineRule="auto"/>
+            </w:pPr>
+            <w:r>
+              <w:rPr>
+                <w:rFonts w:ascii="Times New Roman" w:hAnsi="Times New Roman" w:cs="Times New Roman"/>
+                <w:sz w:val="24"/>
+                <w:szCs w:val="24"/>
+              </w:rPr>
+              <w:t xml:space="preserve">• Cam kết 3 điều kiện loại Vòng 1:
+  [X] Không đưa dữ liệu cá nhân học sinh vào công cụ AI chưa được duyệt
+  [X] Không buộc học sinh tạo tài khoản ngoài
+  [X] Không công khai thông tin, thành tích từng học sinh
+• Nơi lưu dữ liệu: Supabase Cloud mã hóa SSL + Bảo mật phân quyền RLS trên 13/13 bảng.
+• Cách kiểm chứng kết quả AI: Kiểm chứng 2 tầng (Duyệt kế hoạch/mã nguồn khi Vibe Coding &amp; Duyệt dự thảo Human-in-the-Loop trước khi ban hành).</w:t>
+            </w:r>
+          </w:p>
+        </w:tc>
+        <w:tc>
+          <w:tcPr>
+            <w:tcW w:w="1100" w:type="pct"/>
+            <w:shd w:val="clear" w:color="auto" w:fill="F8FAFC"/>
+          </w:tcPr>
+          <w:p>
+            <w:pPr>
+              <w:jc w:val="left"/>
+              <w:spacing w:before="40" w:after="40" w:line="300" w:lineRule="auto"/>
+            </w:pPr>
+            <w:r>
+              <w:rPr>
+                <w:rFonts w:ascii="Times New Roman" w:hAnsi="Times New Roman" w:cs="Times New Roman"/>
+                <w:sz w:val="24"/>
+                <w:szCs w:val="24"/>
+              </w:rPr>
+              <w:t xml:space="preserve">Điều kiện tiên quyết Vòng 1 &amp; Đạo đức AI (15% Vòng 2)</w:t>
+            </w:r>
+          </w:p>
+        </w:tc>
+      </w:tr>
+      <w:tr>
+        <w:trPr>
+          <w:cantSplit/>
+        </w:trPr>
+        <w:tc>
+          <w:tcPr>
+            <w:tcW w:w="1000" w:type="pct"/>
+            <w:shd w:val="clear" w:color="auto" w:fill="FFFFFF"/>
+          </w:tcPr>
+          <w:p>
+            <w:pPr>
+              <w:jc w:val="left"/>
+              <w:spacing w:before="40" w:after="40" w:line="300" w:lineRule="auto"/>
+            </w:pPr>
+            <w:r>
+              <w:rPr>
+                <w:rFonts w:ascii="Times New Roman" w:hAnsi="Times New Roman" w:cs="Times New Roman"/>
+                <w:sz w:val="24"/>
+                <w:szCs w:val="24"/>
+                <w:b/>
+              </w:rPr>
+              <w:t xml:space="preserve">8. Minh chứng</w:t>
+            </w:r>
+          </w:p>
+        </w:tc>
+        <w:tc>
+          <w:tcPr>
+            <w:tcW w:w="2900" w:type="pct"/>
+            <w:shd w:val="clear" w:color="auto" w:fill="FFFFFF"/>
+          </w:tcPr>
+          <w:p>
+            <w:pPr>
+              <w:jc w:val="left"/>
+              <w:spacing w:before="40" w:after="40" w:line="300" w:lineRule="auto"/>
+            </w:pPr>
+            <w:r>
+              <w:rPr>
+                <w:rFonts w:ascii="Times New Roman" w:hAnsi="Times New Roman" w:cs="Times New Roman"/>
+                <w:sz w:val="24"/>
+                <w:szCs w:val="24"/>
+              </w:rPr>
+              <w:t xml:space="preserve">• Mã QR 1: Truy cập Bản Demo Sống (https://sky-line-ict-portal-app.vercel.app)
+• Mã QR 2: Kho Hồ sơ Minh chứng, Mã nguồn &amp; Khuôn mẫu Chuyển giao (https://github.com/doanhhuy14spt/sky-line-ict-portal-app)</w:t>
+            </w:r>
+          </w:p>
+        </w:tc>
+        <w:tc>
+          <w:tcPr>
+            <w:tcW w:w="1100" w:type="pct"/>
+            <w:shd w:val="clear" w:color="auto" w:fill="FFFFFF"/>
+          </w:tcPr>
+          <w:p>
+            <w:pPr>
+              <w:jc w:val="left"/>
+              <w:spacing w:before="40" w:after="40" w:line="300" w:lineRule="auto"/>
+            </w:pPr>
+            <w:r>
+              <w:rPr>
+                <w:rFonts w:ascii="Times New Roman" w:hAnsi="Times New Roman" w:cs="Times New Roman"/>
+                <w:sz w:val="24"/>
+                <w:szCs w:val="24"/>
+              </w:rPr>
+              <w:t xml:space="preserve">Hỗ trợ chấm Vòng 1 &amp; Vòng 2</w:t>
             </w:r>
           </w:p>
         </w:tc>
@@ -852,7 +931,186 @@
           <w:b/>
           <w:color w:val="0369A1"/>
         </w:rPr>
-        <w:t xml:space="preserve">III. GHI NHẬN PHẢN HỒI THỰC TẾ TỪ ĐỘI NGŨ GIÁO VIÊN TRONG TỔ CHUYÊN MÔN ICT</w:t>
+        <w:t xml:space="preserve">II. KỊCH BẢN THUYẾT TRÌNH &amp; DEMO 04 PHÚT TẠI VÒNG CHUNG KẾT SHOWCASE (14/11/2026)</w:t>
+      </w:r>
+    </w:p>
+    <w:p>
+      <w:pPr>
+        <w:jc w:val="both"/>
+        <w:spacing w:before="0" w:after="120" w:line="300" w:lineRule="auto"/>
+      </w:pPr>
+      <w:r>
+        <w:rPr>
+          <w:rFonts w:ascii="Times New Roman" w:hAnsi="Times New Roman" w:cs="Times New Roman"/>
+          <w:sz w:val="26"/>
+          <w:szCs w:val="26"/>
+        </w:rPr>
+        <w:t xml:space="preserve">• Phút 01 (Câu chuyện thực tế &amp; Đột phá Vibe Coding trên Google Antigravity IDE): Giới thiệu bài toán quản trị Tổ ICT liên cấp trên 5 cơ sở, 6 phòng Lab, 113 lớp. Nhấn mạnh: Thay vì quản lý rời rạc trên Excel/Zalo, tôi đã sử dụng phương pháp Vibe Coding trên nền tảng Google Antigravity IDE cùng 4 bộ Kỹ năng AI tự thiết kế để AI kiến tạo nên toàn bộ hệ thống Sky-Line ICT Portal với chi phí 0 đồng.</w:t>
+      </w:r>
+    </w:p>
+    <w:p>
+      <w:pPr>
+        <w:jc w:val="both"/>
+        <w:spacing w:before="0" w:after="120" w:line="300" w:lineRule="auto"/>
+      </w:pPr>
+      <w:r>
+        <w:rPr>
+          <w:rFonts w:ascii="Times New Roman" w:hAnsi="Times New Roman" w:cs="Times New Roman"/>
+          <w:sz w:val="26"/>
+          <w:szCs w:val="26"/>
+        </w:rPr>
+        <w:t xml:space="preserve">• Phút 02 – 03 (Demo trực tiếp trên hệ thống sống): Mở trực tiếp Cổng thông tin, trình diễn nhanh 3 điểm chạm ấn tượng nhất: (1) Bấm nút AI Kiểm tra chống trùng lịch &amp; gợi ý tiết trống phòng Lab tại phân hệ Thời khóa biểu; (2) Bấm nút AI Phân tích 360° truy xuất chéo 5 bảng CSDL để lập lộ trình IDP cho giáo viên; (3) Mở Trung tâm AI trên màn hình Tổng quan để quét Bản tin 08h00 Thứ Bảy và xuất ngay 1 Tờ trình/Kế hoạch từ số liệu thật ra file Word (.doc) trong 3 giây.</w:t>
+      </w:r>
+    </w:p>
+    <w:p>
+      <w:pPr>
+        <w:jc w:val="both"/>
+        <w:spacing w:before="0" w:after="120" w:line="300" w:lineRule="auto"/>
+      </w:pPr>
+      <w:r>
+        <w:rPr>
+          <w:rFonts w:ascii="Times New Roman" w:hAnsi="Times New Roman" w:cs="Times New Roman"/>
+          <w:sz w:val="26"/>
+          <w:szCs w:val="26"/>
+        </w:rPr>
+        <w:t xml:space="preserve">• Phút 04 (Cam kết An toàn dữ liệu &amp; Khả năng nhân rộng &lt; 30 phút đạt chuẩn T2): Khẳng định hệ thống đạt tuyệt đối 3 điều kiện an toàn dữ liệu học sinh (khóa bảo mật RLS 13/13 bảng) và sẵn sàng chuyển giao cho mọi Tổ chuyên môn khác tại Sky-Line áp dụng lại chỉ trong 15 phút.</w:t>
+      </w:r>
+    </w:p>
+    <w:p>
+      <w:pPr>
+        <w:jc w:val="center"/>
+        <w:spacing w:before="120" w:after="40" w:line="300" w:lineRule="auto"/>
+      </w:pPr>
+      <w:r>
+        <w:rPr>
+          <w:rFonts w:ascii="Times New Roman" w:hAnsi="Times New Roman" w:cs="Times New Roman"/>
+          <w:sz w:val="28"/>
+          <w:szCs w:val="28"/>
+          <w:b/>
+          <w:color w:val="0369A1"/>
+        </w:rPr>
+        <w:t xml:space="preserve">CHUYÊN ĐỀ MINH CHỨNG SỐ 01 (MẢNH GHÉP 2)</w:t>
+      </w:r>
+    </w:p>
+    <w:p>
+      <w:pPr>
+        <w:jc w:val="center"/>
+        <w:spacing w:before="0" w:after="140" w:line="300" w:lineRule="auto"/>
+      </w:pPr>
+      <w:r>
+        <w:rPr>
+          <w:rFonts w:ascii="Times New Roman" w:hAnsi="Times New Roman" w:cs="Times New Roman"/>
+          <w:sz w:val="30"/>
+          <w:szCs w:val="30"/>
+          <w:b/>
+          <w:color w:val="0F172A"/>
+        </w:rPr>
+        <w:t xml:space="preserve">BÁO CÁO ĐO LƯỜNG TÁC ĐỘNG THỰC TIỄN (TRƯỚC &amp; SAU KHI ÁP DỤNG AI) VÀ PHẢN HỒI CỦA ĐỘI NGŨ GIÁO VIÊN TỔ ICT</w:t>
+      </w:r>
+    </w:p>
+    <w:p>
+      <w:pPr>
+        <w:jc w:val="center"/>
+        <w:spacing w:before="0" w:after="180" w:line="300" w:lineRule="auto"/>
+      </w:pPr>
+      <w:r>
+        <w:rPr>
+          <w:rFonts w:ascii="Times New Roman" w:hAnsi="Times New Roman" w:cs="Times New Roman"/>
+          <w:sz w:val="24"/>
+          <w:szCs w:val="24"/>
+          <w:b/>
+          <w:color w:val="0284C7"/>
+        </w:rPr>
+        <w:t xml:space="preserve">Tên sản phẩm: Sky-Line ICT Portal - Hệ thống quản trị và vận hành chuyên môn | Tác giả: Thầy Đỗ Anh Huy - Tổ trưởng chuyên môn tổ ICT | Đơn vị: Tổ ICT</w:t>
+      </w:r>
+    </w:p>
+    <w:p>
+      <w:pPr>
+        <w:jc w:val="both"/>
+        <w:spacing w:before="120" w:after="120" w:line="300" w:lineRule="auto"/>
+      </w:pPr>
+      <w:r>
+        <w:rPr>
+          <w:rFonts w:ascii="Times New Roman" w:hAnsi="Times New Roman" w:cs="Times New Roman"/>
+          <w:sz w:val="26"/>
+          <w:szCs w:val="26"/>
+          <w:b/>
+          <w:color w:val="0369A1"/>
+        </w:rPr>
+        <w:t xml:space="preserve">I. BẢN CHẤT ĐỘT PHÁ “AI KÉP” VÀ QUY MÔ ÁP DỤNG THỰC TẾ TẠI HỆ THỐNG GIÁO DỤC SKY-LINE</w:t>
+      </w:r>
+    </w:p>
+    <w:p>
+      <w:pPr>
+        <w:jc w:val="both"/>
+        <w:spacing w:before="0" w:after="120" w:line="300" w:lineRule="auto"/>
+      </w:pPr>
+      <w:r>
+        <w:rPr>
+          <w:rFonts w:ascii="Times New Roman" w:hAnsi="Times New Roman" w:cs="Times New Roman"/>
+          <w:sz w:val="26"/>
+          <w:szCs w:val="26"/>
+        </w:rPr>
+        <w:t xml:space="preserve">Sản phẩm “Sky-Line ICT Portal - Hệ thống quản trị và vận hành chuyên môn” được xây dựng và vận hành theo mô hình “AI Kép (Dual-Layer AI)” tiên phong tại Hệ thống Giáo dục Sky-Line:</w:t>
+      </w:r>
+    </w:p>
+    <w:p>
+      <w:pPr>
+        <w:jc w:val="both"/>
+        <w:spacing w:before="0" w:after="120" w:line="300" w:lineRule="auto"/>
+      </w:pPr>
+      <w:r>
+        <w:rPr>
+          <w:rFonts w:ascii="Times New Roman" w:hAnsi="Times New Roman" w:cs="Times New Roman"/>
+          <w:sz w:val="26"/>
+          <w:szCs w:val="26"/>
+        </w:rPr>
+        <w:t xml:space="preserve">• Tầng 1 – Dùng AI để kiến tạo toàn bộ Hệ thống Quản trị (Vibe Coding trên nền tảng Google Antigravity IDE): Thay vì phụ thuộc vào công ty phần mềm bên ngoài, Tác giả (Thầy Đỗ Anh Huy) đã ứng dụng phương pháp Vibe Coding trên Google Antigravity IDE kết hợp bộ Hiến pháp điều khiển AI (AGENTS.md), 04 bộ Kỹ năng chuyên sâu (.agents/skills/) và giao thức MCP (Supabase, GitHub) để AI tự động xây dựng trọn vẹn 07 Phân hệ quản trị web cùng 13 bảng Cơ sở dữ liệu đám mây có khóa bảo mật RLS.</w:t>
+      </w:r>
+    </w:p>
+    <w:p>
+      <w:pPr>
+        <w:jc w:val="both"/>
+        <w:spacing w:before="0" w:after="120" w:line="300" w:lineRule="auto"/>
+      </w:pPr>
+      <w:r>
+        <w:rPr>
+          <w:rFonts w:ascii="Times New Roman" w:hAnsi="Times New Roman" w:cs="Times New Roman"/>
+          <w:sz w:val="26"/>
+          <w:szCs w:val="26"/>
+        </w:rPr>
+        <w:t xml:space="preserve">• Tầng 2 – Tích hợp 05 Trợ lý AI vận hành trực tiếp bên trong hệ thống: Tự động hóa việc kiểm tra chống trùng lịch 6 phòng Lab, tư vấn lộ trình năng lực IDP 360°, cố vấn xử lý sự vụ phòng máy, điểm tin công nghệ 08h00 sáng Thứ Bảy và soạn thảo Kế hoạch/Tờ trình/Email điều hành từ số liệu thật.</w:t>
+      </w:r>
+    </w:p>
+    <w:p>
+      <w:pPr>
+        <w:jc w:val="both"/>
+        <w:spacing w:before="0" w:after="120" w:line="300" w:lineRule="auto"/>
+      </w:pPr>
+      <w:r>
+        <w:rPr>
+          <w:rFonts w:ascii="Times New Roman" w:hAnsi="Times New Roman" w:cs="Times New Roman"/>
+          <w:sz w:val="26"/>
+          <w:szCs w:val="26"/>
+          <w:b/>
+        </w:rPr>
+        <w:t xml:space="preserve">• Quy mô triển khai thực tế: Vận hành đồng bộ trên cả 05 Cơ sở Sky-Line (Riverside, Central, Hill, Beach, Global), quản lý 06 Phòng Lab, 113 lớp học (Tiểu học, THCS, THPT), 152 tiết thực hành/tuần và 100% giáo viên Tổ ICT sử dụng hằng ngày với chi phí vận hành 0 đồng/tháng.</w:t>
+      </w:r>
+    </w:p>
+    <w:p>
+      <w:pPr>
+        <w:jc w:val="both"/>
+        <w:spacing w:before="160" w:after="120" w:line="300" w:lineRule="auto"/>
+      </w:pPr>
+      <w:r>
+        <w:rPr>
+          <w:rFonts w:ascii="Times New Roman" w:hAnsi="Times New Roman" w:cs="Times New Roman"/>
+          <w:sz w:val="26"/>
+          <w:szCs w:val="26"/>
+          <w:b/>
+          <w:color w:val="0369A1"/>
+        </w:rPr>
+        <w:t xml:space="preserve">II. BẢNG ĐỐI SÁNH ĐỊNH LƯỢNG HIỆU QUẢ TRƯỚC VÀ SAU KHI TRIỂN KHAI HỆ THỐNG</w:t>
       </w:r>
     </w:p>
     <w:tbl>
@@ -874,6 +1132,10 @@
         </w:tblCellMar>
       </w:tblPr>
       <w:tr>
+        <w:trPr>
+          <w:cantSplit/>
+          <w:tblHeader/>
+        </w:trPr>
         <w:tc>
           <w:tcPr>
             <w:tcW w:w="1100" w:type="pct"/>
@@ -892,6 +1154,672 @@
                 <w:b/>
                 <w:color w:val="FFFFFF"/>
               </w:rPr>
+              <w:t xml:space="preserve">Hạng mục Quản trị &amp; Vận hành Chuyên môn</w:t>
+            </w:r>
+          </w:p>
+        </w:tc>
+        <w:tc>
+          <w:tcPr>
+            <w:tcW w:w="1250" w:type="pct"/>
+            <w:shd w:val="clear" w:color="auto" w:fill="0369A1"/>
+          </w:tcPr>
+          <w:p>
+            <w:pPr>
+              <w:jc w:val="center"/>
+              <w:spacing w:before="40" w:after="40" w:line="300" w:lineRule="auto"/>
+            </w:pPr>
+            <w:r>
+              <w:rPr>
+                <w:rFonts w:ascii="Times New Roman" w:hAnsi="Times New Roman" w:cs="Times New Roman"/>
+                <w:sz w:val="24"/>
+                <w:szCs w:val="24"/>
+                <w:b/>
+                <w:color w:val="FFFFFF"/>
+              </w:rPr>
+              <w:t xml:space="preserve">Trước khi có sản phẩm
+(Làm thủ công trên Excel / Zalo / Word)</w:t>
+            </w:r>
+          </w:p>
+        </w:tc>
+        <w:tc>
+          <w:tcPr>
+            <w:tcW w:w="1450" w:type="pct"/>
+            <w:shd w:val="clear" w:color="auto" w:fill="0369A1"/>
+          </w:tcPr>
+          <w:p>
+            <w:pPr>
+              <w:jc w:val="center"/>
+              <w:spacing w:before="40" w:after="40" w:line="300" w:lineRule="auto"/>
+            </w:pPr>
+            <w:r>
+              <w:rPr>
+                <w:rFonts w:ascii="Times New Roman" w:hAnsi="Times New Roman" w:cs="Times New Roman"/>
+                <w:sz w:val="24"/>
+                <w:szCs w:val="24"/>
+                <w:b/>
+                <w:color w:val="FFFFFF"/>
+              </w:rPr>
+              <w:t xml:space="preserve">Sau khi áp dụng Sky-Line ICT Portal
+(Vibe Coding trên Google Antigravity IDE + 5 Trợ lý AI)</w:t>
+            </w:r>
+          </w:p>
+        </w:tc>
+        <w:tc>
+          <w:tcPr>
+            <w:tcW w:w="1200" w:type="pct"/>
+            <w:shd w:val="clear" w:color="auto" w:fill="0369A1"/>
+          </w:tcPr>
+          <w:p>
+            <w:pPr>
+              <w:jc w:val="center"/>
+              <w:spacing w:before="40" w:after="40" w:line="300" w:lineRule="auto"/>
+            </w:pPr>
+            <w:r>
+              <w:rPr>
+                <w:rFonts w:ascii="Times New Roman" w:hAnsi="Times New Roman" w:cs="Times New Roman"/>
+                <w:sz w:val="24"/>
+                <w:szCs w:val="24"/>
+                <w:b/>
+                <w:color w:val="FFFFFF"/>
+              </w:rPr>
+              <w:t xml:space="preserve">Mức độ Thay đổi &amp; Tác động Đo lường được</w:t>
+            </w:r>
+          </w:p>
+        </w:tc>
+      </w:tr>
+      <w:tr>
+        <w:trPr>
+          <w:cantSplit/>
+        </w:trPr>
+        <w:tc>
+          <w:tcPr>
+            <w:tcW w:w="1100" w:type="pct"/>
+            <w:shd w:val="clear" w:color="auto" w:fill="FFFFFF"/>
+          </w:tcPr>
+          <w:p>
+            <w:pPr>
+              <w:jc w:val="left"/>
+              <w:spacing w:before="40" w:after="40" w:line="300" w:lineRule="auto"/>
+            </w:pPr>
+            <w:r>
+              <w:rPr>
+                <w:rFonts w:ascii="Times New Roman" w:hAnsi="Times New Roman" w:cs="Times New Roman"/>
+                <w:sz w:val="24"/>
+                <w:szCs w:val="24"/>
+                <w:b/>
+              </w:rPr>
+              <w:t xml:space="preserve">0. Xây dựng Hệ thống Phần mềm Quản trị chuyên biệt cho Tổ bộ môn</w:t>
+            </w:r>
+          </w:p>
+        </w:tc>
+        <w:tc>
+          <w:tcPr>
+            <w:tcW w:w="1250" w:type="pct"/>
+            <w:shd w:val="clear" w:color="auto" w:fill="FFFFFF"/>
+          </w:tcPr>
+          <w:p>
+            <w:pPr>
+              <w:jc w:val="left"/>
+              <w:spacing w:before="40" w:after="40" w:line="300" w:lineRule="auto"/>
+            </w:pPr>
+            <w:r>
+              <w:rPr>
+                <w:rFonts w:ascii="Times New Roman" w:hAnsi="Times New Roman" w:cs="Times New Roman"/>
+                <w:sz w:val="24"/>
+                <w:szCs w:val="24"/>
+              </w:rPr>
+              <w:t xml:space="preserve">Cách cũ KHÔNG LÀM ĐƯỢC: Muốn có phần mềm quản trị riêng cho 5 cơ sở phải thuê công ty lập trình tốn hàng chục triệu đồng và mất nhiều tháng phát triển.</w:t>
+            </w:r>
+          </w:p>
+        </w:tc>
+        <w:tc>
+          <w:tcPr>
+            <w:tcW w:w="1450" w:type="pct"/>
+            <w:shd w:val="clear" w:color="auto" w:fill="FFFFFF"/>
+          </w:tcPr>
+          <w:p>
+            <w:pPr>
+              <w:jc w:val="left"/>
+              <w:spacing w:before="40" w:after="40" w:line="300" w:lineRule="auto"/>
+            </w:pPr>
+            <w:r>
+              <w:rPr>
+                <w:rFonts w:ascii="Times New Roman" w:hAnsi="Times New Roman" w:cs="Times New Roman"/>
+                <w:sz w:val="24"/>
+                <w:szCs w:val="24"/>
+              </w:rPr>
+              <w:t xml:space="preserve">Tổ trưởng trực tiếp dùng Vibe Coding trên Google Antigravity IDE kiến tạo toàn bộ 7 phân hệ web &amp; 13 bảng CSDL đám mây chỉ bằng ngôn ngữ tự nhiên và bộ quy tắc nghiệp vụ.</w:t>
+            </w:r>
+          </w:p>
+        </w:tc>
+        <w:tc>
+          <w:tcPr>
+            <w:tcW w:w="1200" w:type="pct"/>
+            <w:shd w:val="clear" w:color="auto" w:fill="FFFFFF"/>
+          </w:tcPr>
+          <w:p>
+            <w:pPr>
+              <w:jc w:val="left"/>
+              <w:spacing w:before="40" w:after="40" w:line="300" w:lineRule="auto"/>
+            </w:pPr>
+            <w:r>
+              <w:rPr>
+                <w:rFonts w:ascii="Times New Roman" w:hAnsi="Times New Roman" w:cs="Times New Roman"/>
+                <w:sz w:val="24"/>
+                <w:szCs w:val="24"/>
+              </w:rPr>
+              <w:t xml:space="preserve">• Giải quyết việc cách cũ không làm được.
+• Tiết kiệm 100% chi phí thuê viết phần mềm (0 đồng).</w:t>
+            </w:r>
+          </w:p>
+        </w:tc>
+      </w:tr>
+      <w:tr>
+        <w:trPr>
+          <w:cantSplit/>
+        </w:trPr>
+        <w:tc>
+          <w:tcPr>
+            <w:tcW w:w="1100" w:type="pct"/>
+            <w:shd w:val="clear" w:color="auto" w:fill="F8FAFC"/>
+          </w:tcPr>
+          <w:p>
+            <w:pPr>
+              <w:jc w:val="left"/>
+              <w:spacing w:before="40" w:after="40" w:line="300" w:lineRule="auto"/>
+            </w:pPr>
+            <w:r>
+              <w:rPr>
+                <w:rFonts w:ascii="Times New Roman" w:hAnsi="Times New Roman" w:cs="Times New Roman"/>
+                <w:sz w:val="24"/>
+                <w:szCs w:val="24"/>
+                <w:b/>
+              </w:rPr>
+              <w:t xml:space="preserve">1. Xếp Thời khóa biểu &amp; Điều phối 6 Phòng Lab chống trùng (AI Số 1)</w:t>
+            </w:r>
+          </w:p>
+        </w:tc>
+        <w:tc>
+          <w:tcPr>
+            <w:tcW w:w="1250" w:type="pct"/>
+            <w:shd w:val="clear" w:color="auto" w:fill="F8FAFC"/>
+          </w:tcPr>
+          <w:p>
+            <w:pPr>
+              <w:jc w:val="left"/>
+              <w:spacing w:before="40" w:after="40" w:line="300" w:lineRule="auto"/>
+            </w:pPr>
+            <w:r>
+              <w:rPr>
+                <w:rFonts w:ascii="Times New Roman" w:hAnsi="Times New Roman" w:cs="Times New Roman"/>
+                <w:sz w:val="24"/>
+                <w:szCs w:val="24"/>
+              </w:rPr>
+              <w:t xml:space="preserve">Mất 3–4 giờ/tuần dò thủ công trên nhiều file Excel rời rạc giữa 5 cơ sở; dễ xảy ra trùng lịch phòng Lab khi giáo viên đổi tiết hoặc dạy bù đột xuất.</w:t>
+            </w:r>
+          </w:p>
+        </w:tc>
+        <w:tc>
+          <w:tcPr>
+            <w:tcW w:w="1450" w:type="pct"/>
+            <w:shd w:val="clear" w:color="auto" w:fill="F8FAFC"/>
+          </w:tcPr>
+          <w:p>
+            <w:pPr>
+              <w:jc w:val="left"/>
+              <w:spacing w:before="40" w:after="40" w:line="300" w:lineRule="auto"/>
+            </w:pPr>
+            <w:r>
+              <w:rPr>
+                <w:rFonts w:ascii="Times New Roman" w:hAnsi="Times New Roman" w:cs="Times New Roman"/>
+                <w:sz w:val="24"/>
+                <w:szCs w:val="24"/>
+              </w:rPr>
+              <w:t xml:space="preserve">Hệ thống quản lý tập trung 152 tiết/tuần; Trợ lý AI Số 1 tự động quét xung đột, tính cân bằng tải giáo viên và gợi ý khung tiết trống vàng của từng Phòng Lab trong 30 giây.</w:t>
+            </w:r>
+          </w:p>
+        </w:tc>
+        <w:tc>
+          <w:tcPr>
+            <w:tcW w:w="1200" w:type="pct"/>
+            <w:shd w:val="clear" w:color="auto" w:fill="F8FAFC"/>
+          </w:tcPr>
+          <w:p>
+            <w:pPr>
+              <w:jc w:val="left"/>
+              <w:spacing w:before="40" w:after="40" w:line="300" w:lineRule="auto"/>
+            </w:pPr>
+            <w:r>
+              <w:rPr>
+                <w:rFonts w:ascii="Times New Roman" w:hAnsi="Times New Roman" w:cs="Times New Roman"/>
+                <w:sz w:val="24"/>
+                <w:szCs w:val="24"/>
+              </w:rPr>
+              <w:t xml:space="preserve">• Giảm 98% thời gian rà soát lịch.
+• Đạt 0% xung đột trùng phòng Lab &amp; trùng giáo viên.</w:t>
+            </w:r>
+          </w:p>
+        </w:tc>
+      </w:tr>
+      <w:tr>
+        <w:trPr>
+          <w:cantSplit/>
+        </w:trPr>
+        <w:tc>
+          <w:tcPr>
+            <w:tcW w:w="1100" w:type="pct"/>
+            <w:shd w:val="clear" w:color="auto" w:fill="FFFFFF"/>
+          </w:tcPr>
+          <w:p>
+            <w:pPr>
+              <w:jc w:val="left"/>
+              <w:spacing w:before="40" w:after="40" w:line="300" w:lineRule="auto"/>
+            </w:pPr>
+            <w:r>
+              <w:rPr>
+                <w:rFonts w:ascii="Times New Roman" w:hAnsi="Times New Roman" w:cs="Times New Roman"/>
+                <w:sz w:val="24"/>
+                <w:szCs w:val="24"/>
+                <w:b/>
+              </w:rPr>
+              <w:t xml:space="preserve">2. Đánh giá Năng lực Giáo viên 360° (15 tiêu chí) &amp; Tư vấn Lộ trình IDP (AI Số 2)</w:t>
+            </w:r>
+          </w:p>
+        </w:tc>
+        <w:tc>
+          <w:tcPr>
+            <w:tcW w:w="1250" w:type="pct"/>
+            <w:shd w:val="clear" w:color="auto" w:fill="FFFFFF"/>
+          </w:tcPr>
+          <w:p>
+            <w:pPr>
+              <w:jc w:val="left"/>
+              <w:spacing w:before="40" w:after="40" w:line="300" w:lineRule="auto"/>
+            </w:pPr>
+            <w:r>
+              <w:rPr>
+                <w:rFonts w:ascii="Times New Roman" w:hAnsi="Times New Roman" w:cs="Times New Roman"/>
+                <w:sz w:val="24"/>
+                <w:szCs w:val="24"/>
+              </w:rPr>
+              <w:t xml:space="preserve">Mất 2–3 ngày mỗi kỳ để tổng hợp phiếu đánh giá; nội dung tư vấn lộ trình phát triển cá nhân (IDP) thường chung chung, thiếu đối chiếu đa chiều.</w:t>
+            </w:r>
+          </w:p>
+        </w:tc>
+        <w:tc>
+          <w:tcPr>
+            <w:tcW w:w="1450" w:type="pct"/>
+            <w:shd w:val="clear" w:color="auto" w:fill="FFFFFF"/>
+          </w:tcPr>
+          <w:p>
+            <w:pPr>
+              <w:jc w:val="left"/>
+              <w:spacing w:before="40" w:after="40" w:line="300" w:lineRule="auto"/>
+            </w:pPr>
+            <w:r>
+              <w:rPr>
+                <w:rFonts w:ascii="Times New Roman" w:hAnsi="Times New Roman" w:cs="Times New Roman"/>
+                <w:sz w:val="24"/>
+                <w:szCs w:val="24"/>
+              </w:rPr>
+              <w:t xml:space="preserve">Trợ lý AI Số 2 truy xuất chéo 5 bảng Database (Điểm 15 tiêu chí, 24 kịch bản huấn luyện, Công việc, Sự vụ, Đội tuyển) để lập lộ trình IDP 3 giai đoạn trong 5 giây.</w:t>
+            </w:r>
+          </w:p>
+        </w:tc>
+        <w:tc>
+          <w:tcPr>
+            <w:tcW w:w="1200" w:type="pct"/>
+            <w:shd w:val="clear" w:color="auto" w:fill="FFFFFF"/>
+          </w:tcPr>
+          <w:p>
+            <w:pPr>
+              <w:jc w:val="left"/>
+              <w:spacing w:before="40" w:after="40" w:line="300" w:lineRule="auto"/>
+            </w:pPr>
+            <w:r>
+              <w:rPr>
+                <w:rFonts w:ascii="Times New Roman" w:hAnsi="Times New Roman" w:cs="Times New Roman"/>
+                <w:sz w:val="24"/>
+                <w:szCs w:val="24"/>
+              </w:rPr>
+              <w:t xml:space="preserve">• Tiết kiệm 95% thời gian tổng hợp.
+• Cá nhân hóa 100% theo cấp học (IC3 Spark, IC3 GS6, MOS, Scratch, Python, Whalesbot).</w:t>
+            </w:r>
+          </w:p>
+        </w:tc>
+      </w:tr>
+      <w:tr>
+        <w:trPr>
+          <w:cantSplit/>
+        </w:trPr>
+        <w:tc>
+          <w:tcPr>
+            <w:tcW w:w="1100" w:type="pct"/>
+            <w:shd w:val="clear" w:color="auto" w:fill="F8FAFC"/>
+          </w:tcPr>
+          <w:p>
+            <w:pPr>
+              <w:jc w:val="left"/>
+              <w:spacing w:before="40" w:after="40" w:line="300" w:lineRule="auto"/>
+            </w:pPr>
+            <w:r>
+              <w:rPr>
+                <w:rFonts w:ascii="Times New Roman" w:hAnsi="Times New Roman" w:cs="Times New Roman"/>
+                <w:sz w:val="24"/>
+                <w:szCs w:val="24"/>
+                <w:b/>
+              </w:rPr>
+              <w:t xml:space="preserve">3. Kiểm kê Thiết bị Robot &amp; Xử lý Sự vụ Phòng Lab (AI Số 3)</w:t>
+            </w:r>
+          </w:p>
+        </w:tc>
+        <w:tc>
+          <w:tcPr>
+            <w:tcW w:w="1250" w:type="pct"/>
+            <w:shd w:val="clear" w:color="auto" w:fill="F8FAFC"/>
+          </w:tcPr>
+          <w:p>
+            <w:pPr>
+              <w:jc w:val="left"/>
+              <w:spacing w:before="40" w:after="40" w:line="300" w:lineRule="auto"/>
+            </w:pPr>
+            <w:r>
+              <w:rPr>
+                <w:rFonts w:ascii="Times New Roman" w:hAnsi="Times New Roman" w:cs="Times New Roman"/>
+                <w:sz w:val="24"/>
+                <w:szCs w:val="24"/>
+              </w:rPr>
+              <w:t xml:space="preserve">Báo hỏng thiết bị hoặc sự cố qua tin nhắn Zalo dễ bị trôi, thiếu quy trình xử lý chuẩn và rất khó tra cứu lại lịch sử minh chứng khắc phục cuối năm.</w:t>
+            </w:r>
+          </w:p>
+        </w:tc>
+        <w:tc>
+          <w:tcPr>
+            <w:tcW w:w="1450" w:type="pct"/>
+            <w:shd w:val="clear" w:color="auto" w:fill="F8FAFC"/>
+          </w:tcPr>
+          <w:p>
+            <w:pPr>
+              <w:jc w:val="left"/>
+              <w:spacing w:before="40" w:after="40" w:line="300" w:lineRule="auto"/>
+            </w:pPr>
+            <w:r>
+              <w:rPr>
+                <w:rFonts w:ascii="Times New Roman" w:hAnsi="Times New Roman" w:cs="Times New Roman"/>
+                <w:sz w:val="24"/>
+                <w:szCs w:val="24"/>
+              </w:rPr>
+              <w:t xml:space="preserve">Báo hỏng thiết bị 1 chạm theo 5 cơ sở; Trợ lý AI Số 3 tự động gợi ý quy trình xử lý sự vụ 3 bước (Tức thời – Phối hợp – Phòng ngừa SLA) và dự thảo chỉ đạo.</w:t>
+            </w:r>
+          </w:p>
+        </w:tc>
+        <w:tc>
+          <w:tcPr>
+            <w:tcW w:w="1200" w:type="pct"/>
+            <w:shd w:val="clear" w:color="auto" w:fill="F8FAFC"/>
+          </w:tcPr>
+          <w:p>
+            <w:pPr>
+              <w:jc w:val="left"/>
+              <w:spacing w:before="40" w:after="40" w:line="300" w:lineRule="auto"/>
+            </w:pPr>
+            <w:r>
+              <w:rPr>
+                <w:rFonts w:ascii="Times New Roman" w:hAnsi="Times New Roman" w:cs="Times New Roman"/>
+                <w:sz w:val="24"/>
+                <w:szCs w:val="24"/>
+              </w:rPr>
+              <w:t xml:space="preserve">• Rút ngắn 80% thời gian phản hồi sự cố phòng máy.
+• Lưu vết minh chứng xử lý đạt 100%.</w:t>
+            </w:r>
+          </w:p>
+        </w:tc>
+      </w:tr>
+      <w:tr>
+        <w:trPr>
+          <w:cantSplit/>
+        </w:trPr>
+        <w:tc>
+          <w:tcPr>
+            <w:tcW w:w="1100" w:type="pct"/>
+            <w:shd w:val="clear" w:color="auto" w:fill="FFFFFF"/>
+          </w:tcPr>
+          <w:p>
+            <w:pPr>
+              <w:jc w:val="left"/>
+              <w:spacing w:before="40" w:after="40" w:line="300" w:lineRule="auto"/>
+            </w:pPr>
+            <w:r>
+              <w:rPr>
+                <w:rFonts w:ascii="Times New Roman" w:hAnsi="Times New Roman" w:cs="Times New Roman"/>
+                <w:sz w:val="24"/>
+                <w:szCs w:val="24"/>
+                <w:b/>
+              </w:rPr>
+              <w:t xml:space="preserve">4. Điểm tin Công nghệ 08h00 Thứ Bảy &amp; Cập nhật Chương trình ICT (AI Số 4)</w:t>
+            </w:r>
+          </w:p>
+        </w:tc>
+        <w:tc>
+          <w:tcPr>
+            <w:tcW w:w="1250" w:type="pct"/>
+            <w:shd w:val="clear" w:color="auto" w:fill="FFFFFF"/>
+          </w:tcPr>
+          <w:p>
+            <w:pPr>
+              <w:jc w:val="left"/>
+              <w:spacing w:before="40" w:after="40" w:line="300" w:lineRule="auto"/>
+            </w:pPr>
+            <w:r>
+              <w:rPr>
+                <w:rFonts w:ascii="Times New Roman" w:hAnsi="Times New Roman" w:cs="Times New Roman"/>
+                <w:sz w:val="24"/>
+                <w:szCs w:val="24"/>
+              </w:rPr>
+              <w:t xml:space="preserve">Tổ trưởng phải tự tìm đọc rời rạc trên nhiều trang báo; việc chuyển hóa xu hướng công nghệ mới thành nhiệm vụ chuyên môn thường bị chậm nhịp.</w:t>
+            </w:r>
+          </w:p>
+        </w:tc>
+        <w:tc>
+          <w:tcPr>
+            <w:tcW w:w="1450" w:type="pct"/>
+            <w:shd w:val="clear" w:color="auto" w:fill="FFFFFF"/>
+          </w:tcPr>
+          <w:p>
+            <w:pPr>
+              <w:jc w:val="left"/>
+              <w:spacing w:before="40" w:after="40" w:line="300" w:lineRule="auto"/>
+            </w:pPr>
+            <w:r>
+              <w:rPr>
+                <w:rFonts w:ascii="Times New Roman" w:hAnsi="Times New Roman" w:cs="Times New Roman"/>
+                <w:sz w:val="24"/>
+                <w:szCs w:val="24"/>
+              </w:rPr>
+              <w:t xml:space="preserve">Trợ lý AI Số 4 tự động quét nguồn tin chính thống Cấp 1 + Tìm kiếm mở lúc 08h00 sáng Thứ Bảy, tham mưu cập nhật chương trình 3 cấp học và giao việc cho giáo viên 1 chạm.</w:t>
+            </w:r>
+          </w:p>
+        </w:tc>
+        <w:tc>
+          <w:tcPr>
+            <w:tcW w:w="1200" w:type="pct"/>
+            <w:shd w:val="clear" w:color="auto" w:fill="FFFFFF"/>
+          </w:tcPr>
+          <w:p>
+            <w:pPr>
+              <w:jc w:val="left"/>
+              <w:spacing w:before="40" w:after="40" w:line="300" w:lineRule="auto"/>
+            </w:pPr>
+            <w:r>
+              <w:rPr>
+                <w:rFonts w:ascii="Times New Roman" w:hAnsi="Times New Roman" w:cs="Times New Roman"/>
+                <w:sz w:val="24"/>
+                <w:szCs w:val="24"/>
+              </w:rPr>
+              <w:t xml:space="preserve">• Tiết kiệm ~2 giờ/tuần đọc &amp; tổng hợp tin tức.
+• Chủ động cập nhật xu hướng AI, STEM Robotics hàng tuần.</w:t>
+            </w:r>
+          </w:p>
+        </w:tc>
+      </w:tr>
+      <w:tr>
+        <w:trPr>
+          <w:cantSplit/>
+        </w:trPr>
+        <w:tc>
+          <w:tcPr>
+            <w:tcW w:w="1100" w:type="pct"/>
+            <w:shd w:val="clear" w:color="auto" w:fill="F8FAFC"/>
+          </w:tcPr>
+          <w:p>
+            <w:pPr>
+              <w:jc w:val="left"/>
+              <w:spacing w:before="40" w:after="40" w:line="300" w:lineRule="auto"/>
+            </w:pPr>
+            <w:r>
+              <w:rPr>
+                <w:rFonts w:ascii="Times New Roman" w:hAnsi="Times New Roman" w:cs="Times New Roman"/>
+                <w:sz w:val="24"/>
+                <w:szCs w:val="24"/>
+                <w:b/>
+              </w:rPr>
+              <w:t xml:space="preserve">5. Soạn thảo Kế hoạch, Tờ trình, Biên bản &amp; Email Điều hành (AI Số 5)</w:t>
+            </w:r>
+          </w:p>
+        </w:tc>
+        <w:tc>
+          <w:tcPr>
+            <w:tcW w:w="1250" w:type="pct"/>
+            <w:shd w:val="clear" w:color="auto" w:fill="F8FAFC"/>
+          </w:tcPr>
+          <w:p>
+            <w:pPr>
+              <w:jc w:val="left"/>
+              <w:spacing w:before="40" w:after="40" w:line="300" w:lineRule="auto"/>
+            </w:pPr>
+            <w:r>
+              <w:rPr>
+                <w:rFonts w:ascii="Times New Roman" w:hAnsi="Times New Roman" w:cs="Times New Roman"/>
+                <w:sz w:val="24"/>
+                <w:szCs w:val="24"/>
+              </w:rPr>
+              <w:t xml:space="preserve">Mất 90–120 phút cho mỗi văn bản vì Tổ trưởng phải vừa gõ nội dung vừa mở từng bảng thống kê đếm số lớp, số thiết bị hỏng, số công việc hoàn thành.</w:t>
+            </w:r>
+          </w:p>
+        </w:tc>
+        <w:tc>
+          <w:tcPr>
+            <w:tcW w:w="1450" w:type="pct"/>
+            <w:shd w:val="clear" w:color="auto" w:fill="F8FAFC"/>
+          </w:tcPr>
+          <w:p>
+            <w:pPr>
+              <w:jc w:val="left"/>
+              <w:spacing w:before="40" w:after="40" w:line="300" w:lineRule="auto"/>
+            </w:pPr>
+            <w:r>
+              <w:rPr>
+                <w:rFonts w:ascii="Times New Roman" w:hAnsi="Times New Roman" w:cs="Times New Roman"/>
+                <w:sz w:val="24"/>
+                <w:szCs w:val="24"/>
+              </w:rPr>
+              <w:t xml:space="preserve">Trợ lý AI Số 5 tự động lấy số liệu thật đang sống trên Cổng thông tin để xuất bản 5 mẫu Kế hoạch/Tờ trình/Biên bản và 4 mẫu Email điều hành chuẩn thể thức Sky-Line (.doc) trong 3 giây.</w:t>
+            </w:r>
+          </w:p>
+        </w:tc>
+        <w:tc>
+          <w:tcPr>
+            <w:tcW w:w="1200" w:type="pct"/>
+            <w:shd w:val="clear" w:color="auto" w:fill="F8FAFC"/>
+          </w:tcPr>
+          <w:p>
+            <w:pPr>
+              <w:jc w:val="left"/>
+              <w:spacing w:before="40" w:after="40" w:line="300" w:lineRule="auto"/>
+            </w:pPr>
+            <w:r>
+              <w:rPr>
+                <w:rFonts w:ascii="Times New Roman" w:hAnsi="Times New Roman" w:cs="Times New Roman"/>
+                <w:sz w:val="24"/>
+                <w:szCs w:val="24"/>
+              </w:rPr>
+              <w:t xml:space="preserve">• Giải phóng 85% thời gian hành chính cho Tổ trưởng (~5 giờ 30 phút mỗi tuần).</w:t>
+            </w:r>
+          </w:p>
+        </w:tc>
+      </w:tr>
+    </w:tbl>
+    <w:p>
+      <w:pPr>
+        <w:jc w:val="both"/>
+        <w:spacing w:before="0" w:after="80" w:line="300" w:lineRule="auto"/>
+      </w:pPr>
+      <w:r>
+        <w:rPr>
+          <w:rFonts w:ascii="Times New Roman" w:hAnsi="Times New Roman" w:cs="Times New Roman"/>
+          <w:sz w:val="26"/>
+          <w:szCs w:val="26"/>
+        </w:rPr>
+        <w:t xml:space="preserve"/>
+      </w:r>
+    </w:p>
+    <w:p>
+      <w:pPr>
+        <w:jc w:val="both"/>
+        <w:spacing w:before="140" w:after="120" w:line="300" w:lineRule="auto"/>
+      </w:pPr>
+      <w:r>
+        <w:rPr>
+          <w:rFonts w:ascii="Times New Roman" w:hAnsi="Times New Roman" w:cs="Times New Roman"/>
+          <w:sz w:val="26"/>
+          <w:szCs w:val="26"/>
+          <w:b/>
+          <w:color w:val="0369A1"/>
+        </w:rPr>
+        <w:t xml:space="preserve">III. GHI NHẬN PHẢN HỒI THỰC TẾ TỪ ĐỘI NGŨ GIÁO VIÊN TRONG TỔ ICT</w:t>
+      </w:r>
+    </w:p>
+    <w:tbl>
+      <w:tblPr>
+        <w:tblW w:w="5000" w:type="pct"/>
+        <w:tblBorders>
+          <w:top w:val="single" w:sz="6" w:space="0" w:color="94A3B8"/>
+          <w:left w:val="single" w:sz="6" w:space="0" w:color="94A3B8"/>
+          <w:bottom w:val="single" w:sz="6" w:space="0" w:color="94A3B8"/>
+          <w:right w:val="single" w:sz="6" w:space="0" w:color="94A3B8"/>
+          <w:insideH w:val="single" w:sz="6" w:space="0" w:color="CBD5E1"/>
+          <w:insideV w:val="single" w:sz="6" w:space="0" w:color="CBD5E1"/>
+        </w:tblBorders>
+        <w:tblCellMar>
+          <w:top w:w="100" w:type="dxa"/>
+          <w:left w:w="140" w:type="dxa"/>
+          <w:bottom w:w="100" w:type="dxa"/>
+          <w:right w:w="140" w:type="dxa"/>
+        </w:tblCellMar>
+      </w:tblPr>
+      <w:tr>
+        <w:trPr>
+          <w:cantSplit/>
+          <w:tblHeader/>
+        </w:trPr>
+        <w:tc>
+          <w:tcPr>
+            <w:tcW w:w="1100" w:type="pct"/>
+            <w:shd w:val="clear" w:color="auto" w:fill="0369A1"/>
+          </w:tcPr>
+          <w:p>
+            <w:pPr>
+              <w:jc w:val="center"/>
+              <w:spacing w:before="40" w:after="40" w:line="300" w:lineRule="auto"/>
+            </w:pPr>
+            <w:r>
+              <w:rPr>
+                <w:rFonts w:ascii="Times New Roman" w:hAnsi="Times New Roman" w:cs="Times New Roman"/>
+                <w:sz w:val="24"/>
+                <w:szCs w:val="24"/>
+                <w:b/>
+                <w:color w:val="FFFFFF"/>
+              </w:rPr>
               <w:t xml:space="preserve">Giáo viên Phản hồi</w:t>
             </w:r>
           </w:p>
@@ -1003,7 +1931,7 @@
                 <w:sz w:val="24"/>
                 <w:szCs w:val="24"/>
               </w:rPr>
-              <w:t xml:space="preserve">“Khi phòng máy phát sinh sự cố kỹ thuật hoặc cần phương án phân hóa bài tập thực hành, Trợ lý AI Sự vụ gợi ý ngay 3 bước xử lý rất sát thực tế phòng Lab, giúp tiết học không bị gián đoạn và lưu lại minh chứng rất rõ ràng.”</w:t>
+              <w:t xml:space="preserve">“Hệ thống giúp tôi theo dõi toàn bộ lịch phòng Lab, đầu việc Tổ trưởng giao và báo cáo tình trạng thiết bị ngay trên một màn hình duy nhất. Khi phát sinh sự cố phòng máy, Trợ lý AI gợi ý ngay 3 bước xử lý rất sát thực tế.”</w:t>
             </w:r>
           </w:p>
         </w:tc>
@@ -1175,7 +2103,7 @@
     <w:p>
       <w:pPr>
         <w:jc w:val="center"/>
-        <w:spacing w:before="0" w:after="180" w:line="300" w:lineRule="auto"/>
+        <w:spacing w:before="0" w:after="140" w:line="300" w:lineRule="auto"/>
       </w:pPr>
       <w:r>
         <w:rPr>
@@ -1185,23 +2113,23 @@
           <w:b/>
           <w:color w:val="0F172A"/>
         </w:rPr>
-        <w:t xml:space="preserve">CẨM NANG CHUYỂN GIAO &amp; TÁI SỬ DỤNG TRONG 15 PHÚT CHO CÁC TỔ CHUYÊN MÔN KHÁC TẠI HỆ THỐNG GIÁO DỤC SKY-LINE</w:t>
+        <w:t xml:space="preserve">CẨM NANG CHUYỂN GIAO &amp; TÁI SỬ DỤNG DƯỚI 30 PHÚT (VIBE CODING TRÊN GOOGLE ANTIGRAVITY IDE &amp; CẤU HÌNH CSDL) CHO CÁC TỔ BỘ MÔN KHÁC</w:t>
       </w:r>
     </w:p>
     <w:p>
       <w:pPr>
         <w:jc w:val="center"/>
-        <w:spacing w:before="0" w:after="200" w:line="300" w:lineRule="auto"/>
+        <w:spacing w:before="0" w:after="180" w:line="300" w:lineRule="auto"/>
       </w:pPr>
       <w:r>
         <w:rPr>
           <w:rFonts w:ascii="Times New Roman" w:hAnsi="Times New Roman" w:cs="Times New Roman"/>
           <w:sz w:val="24"/>
           <w:szCs w:val="24"/>
-          <w:i/>
-          <w:color w:val="475569"/>
+          <w:b/>
+          <w:color w:val="0284C7"/>
         </w:rPr>
-        <w:t xml:space="preserve">(Tài liệu minh chứng đạt mức điểm tuyệt đối 84%–100% Tiêu chí Tái sử dụng &lt; 30 phút &amp; Điều kiện xét Hạng T2 – AI Impact Leader)</w:t>
+        <w:t xml:space="preserve">Tên sản phẩm: Sky-Line ICT Portal - Hệ thống quản trị và vận hành chuyên môn | Tác giả: Thầy Đỗ Anh Huy - Tổ trưởng chuyên môn tổ ICT | Đơn vị: Tổ ICT</w:t>
       </w:r>
     </w:p>
     <w:p>
@@ -1217,7 +2145,7 @@
           <w:b/>
           <w:color w:val="0369A1"/>
         </w:rPr>
-        <w:t xml:space="preserve">I. NGUYÊN LÝ KIẾN TRÚC GIÚP TÁI SỬ DỤNG DƯỚI 30 PHÚT (KHÔNG CẦN LẬP TRÌNH LẠI)</w:t>
+        <w:t xml:space="preserve">I. HAI CẤP ĐỘ TÁI SỬ DỤNG &amp; NHÂN RỘNG DƯỚI 30 PHÚT TRONG TOÀN HỆ THỐNG SKY-LINE</w:t>
       </w:r>
     </w:p>
     <w:p>
@@ -1231,7 +2159,7 @@
           <w:sz w:val="26"/>
           <w:szCs w:val="26"/>
         </w:rPr>
-        <w:t xml:space="preserve">Theo tiêu chí chấm điểm của Ban Tổ chức cuộc thi SKY-LINE AI SPARK 2026 - 2027, câu hỏi cốt lõi để đánh giá khả năng nhân rộng là: “Giáo viên hoặc bộ phận khác muốn dùng lại sản phẩm thì mất bao lâu?”. Mức cao nhất (84%–100% điểm) yêu cầu thời gian thiết lập lại dưới 30 phút, chỉ cần thay nội dung.</w:t>
+        <w:t xml:space="preserve">Sản phẩm đạt mức điểm tối đa (84%–100%) ở Tiêu chí Khả năng tái sử dụng (“Dưới 30 phút, chỉ cần thay nội dung”) và đủ điều kiện chuẩn Hạng T2 (AI Impact Leader) nhờ cung cấp 02 cấp độ chuyển giao linh hoạt:</w:t>
       </w:r>
     </w:p>
     <w:p>
@@ -1245,7 +2173,7 @@
           <w:sz w:val="26"/>
           <w:szCs w:val="26"/>
         </w:rPr>
-        <w:t xml:space="preserve">Để đạt chuẩn này, hệ thống Sky-Line ICT Portal đã tách bạch hoàn toàn “Bộ máy suy luận AI” và “Dữ liệu tri thức chuyên môn” vào 2 bảng cấu hình độc lập trên Cơ sở dữ liệu Supabase:</w:t>
+        <w:t xml:space="preserve">1. Cấp độ 1 – Tái sử dụng trực tiếp Cổng thông tin trong 15 phút (Chỉ cần thay nội dung bảng dữ liệu, không cần biết lập trình): Nhờ tách bạch toàn bộ tri thức chuyên môn vào bảng ai_training_knowledge_base và ai_verified_news_sources trên Supabase, bất kỳ Tổ Chuyên môn nào cũng có thể nạp danh sách phòng chức năng, giáo viên và tiêu chí bộ môn của mình để vận hành ngay trong 15 phút.</w:t>
       </w:r>
     </w:p>
     <w:p>
@@ -1259,36 +2187,7 @@
           <w:sz w:val="26"/>
           <w:szCs w:val="26"/>
         </w:rPr>
-        <w:t xml:space="preserve">1. Bảng ai_training_knowledge_base: Chứa danh mục 15 tiêu chí năng lực giáo viên, 6 quy trình xử lý sự vụ đặc thù và khung chương trình giảng dạy.</w:t>
-      </w:r>
-    </w:p>
-    <w:p>
-      <w:pPr>
-        <w:jc w:val="both"/>
-        <w:spacing w:before="0" w:after="120" w:line="300" w:lineRule="auto"/>
-      </w:pPr>
-      <w:r>
-        <w:rPr>
-          <w:rFonts w:ascii="Times New Roman" w:hAnsi="Times New Roman" w:cs="Times New Roman"/>
-          <w:sz w:val="26"/>
-          <w:szCs w:val="26"/>
-        </w:rPr>
-        <w:t xml:space="preserve">2. Bảng ai_verified_news_sources: Chứa danh sách các nguồn tin chính thống và từ khóa chuyên ngành phục vụ Bản tin AI 08h00 sáng Thứ Bảy.</w:t>
-      </w:r>
-    </w:p>
-    <w:p>
-      <w:pPr>
-        <w:jc w:val="both"/>
-        <w:spacing w:before="0" w:after="120" w:line="300" w:lineRule="auto"/>
-      </w:pPr>
-      <w:r>
-        <w:rPr>
-          <w:rFonts w:ascii="Times New Roman" w:hAnsi="Times New Roman" w:cs="Times New Roman"/>
-          <w:sz w:val="26"/>
-          <w:szCs w:val="26"/>
-          <w:b/>
-        </w:rPr>
-        <w:t xml:space="preserve">=&gt; Nhờ kiến trúc này, bất kỳ Tổ Chuyên môn nào tại Sky-Line cũng có thể nhận chuyển giao và vận hành trọn bộ 5 Trợ lý AI chỉ trong đúng 15 phút (3 bước) bằng cách thay nội dung bảng dữ liệu mà không cần sửa một dòng code nào!</w:t>
+        <w:t xml:space="preserve">2. Cấp độ 2 – Chuyển giao Bộ Khuôn Mẫu “Vibe Coding trên Google Antigravity IDE”: Tác giả đã đóng gói sẵn bộ 04 Kỹ năng AI (.agents/skills/: supabase-rls-architect, nextjs-supabase-ssr, vibe-ui-designer, git-auto-shipper) cùng tệp Hiến pháp AGENTS.md và KE_HOACH_DU_AN.md. Các Tổ bộ môn hoặc Phòng ban (Khảo thí, Hành chính, Tuyển sinh...) chỉ cần thay nội dung bài toán nghiệp vụ vào tệp KE_HOACH_DU_AN.md để Google Antigravity IDE tự động điều chỉnh giao diện và tính năng theo ý muốn.</w:t>
       </w:r>
     </w:p>
     <w:p>
@@ -1326,6 +2225,10 @@
         </w:tblCellMar>
       </w:tblPr>
       <w:tr>
+        <w:trPr>
+          <w:cantSplit/>
+          <w:tblHeader/>
+        </w:trPr>
         <w:tc>
           <w:tcPr>
             <w:tcW w:w="1000" w:type="pct"/>
@@ -1498,7 +2401,7 @@
                 <w:sz w:val="24"/>
                 <w:szCs w:val="24"/>
               </w:rPr>
-              <w:t xml:space="preserve">Kích hoạt ngay Trợ lý AI Số 1 (Kiểm tra chống trùng lịch Phòng chức năng, cân bằng tiết dạy &amp; gợi ý tiết trống) và Trợ lý AI Số 5 (Soạn Kế hoạch, Tờ trình, Email Tổ trưởng).</w:t>
+              <w:t xml:space="preserve">Kích hoạt ngay Phân hệ Thời khóa biểu, Thiết bị, Công việc cùng Trợ lý AI Số 1 (Chống trùng lịch) và Trợ lý AI Số 5 (Soạn Kế hoạch, Tờ trình, Email).</w:t>
             </w:r>
           </w:p>
         </w:tc>
@@ -1586,7 +2489,7 @@
                 <w:sz w:val="24"/>
                 <w:szCs w:val="24"/>
               </w:rPr>
-              <w:t xml:space="preserve">Kích hoạt ngay Trợ lý AI Số 2 (Phân tích năng lực 360° &amp; gợi ý lộ trình IDP giáo viên) và Trợ lý AI Số 3 (Tư vấn quy trình xử lý sự vụ 3 bước).</w:t>
+              <w:t xml:space="preserve">Kích hoạt ngay Phân hệ Đánh giá GV 360°, Trợ lý AI Số 2 (Gợi ý lộ trình IDP) và Trợ lý AI Số 3 (Tư vấn quy trình xử lý sự vụ 3 bước).</w:t>
             </w:r>
           </w:p>
         </w:tc>
@@ -1729,6 +2632,10 @@
         </w:tblCellMar>
       </w:tblPr>
       <w:tr>
+        <w:trPr>
+          <w:cantSplit/>
+          <w:tblHeader/>
+        </w:trPr>
         <w:tc>
           <w:tcPr>
             <w:tcW w:w="1100" w:type="pct"/>
@@ -2211,7 +3118,7 @@
     <w:p>
       <w:pPr>
         <w:jc w:val="center"/>
-        <w:spacing w:before="0" w:after="180" w:line="300" w:lineRule="auto"/>
+        <w:spacing w:before="0" w:after="140" w:line="300" w:lineRule="auto"/>
       </w:pPr>
       <w:r>
         <w:rPr>
@@ -2221,23 +3128,23 @@
           <w:b/>
           <w:color w:val="0F172A"/>
         </w:rPr>
-        <w:t xml:space="preserve">BẢN CAM KẾT “3 KHÔNG” BẢO VỆ DỮ LIỆU HỌC SINH (ĐIỀU KIỆN TIÊN QUYẾT VÒNG 1) VÀ QUY TRÌNH CON NGƯỜI KIỂM CHỨNG KẾT QUẢ AI</w:t>
+        <w:t xml:space="preserve">THUYẾT MINH CÔNG CỤ AI (GOOGLE ANTIGRAVITY IDE), CAM KẾT “3 KHÔNG” BẢO VỆ DỮ LIỆU HỌC SINH &amp; QUY TRÌNH CON NGƯỜI KIỂM CHỨNG AI 2 TẦNG</w:t>
       </w:r>
     </w:p>
     <w:p>
       <w:pPr>
         <w:jc w:val="center"/>
-        <w:spacing w:before="0" w:after="200" w:line="300" w:lineRule="auto"/>
+        <w:spacing w:before="0" w:after="180" w:line="300" w:lineRule="auto"/>
       </w:pPr>
       <w:r>
         <w:rPr>
           <w:rFonts w:ascii="Times New Roman" w:hAnsi="Times New Roman" w:cs="Times New Roman"/>
           <w:sz w:val="24"/>
           <w:szCs w:val="24"/>
-          <w:i/>
-          <w:color w:val="475569"/>
+          <w:b/>
+          <w:color w:val="0284C7"/>
         </w:rPr>
-        <w:t xml:space="preserve">(Tài liệu minh chứng tuân thủ Quy định sử dụng AI có trách nhiệm &amp; Tiêu chí Đạo đức AI – Trọng số 20%)</w:t>
+        <w:t xml:space="preserve">Tên sản phẩm: Sky-Line ICT Portal - Hệ thống quản trị và vận hành chuyên môn | Tác giả: Thầy Đỗ Anh Huy - Tổ trưởng chuyên môn tổ ICT | Đơn vị: Tổ ICT</w:t>
       </w:r>
     </w:p>
     <w:p>
@@ -2253,21 +3160,7 @@
           <w:b/>
           <w:color w:val="0369A1"/>
         </w:rPr>
-        <w:t xml:space="preserve">I. CAM KẾT TUÂN THỦ TUYỆT ĐỐI 03 ĐIỀU KIỆN AN TOÀN DỮ LIỆU HỌC SINH (ĐIỀU KIỆN LOẠI TRỰC TIẾP VÒNG 1)</w:t>
-      </w:r>
-    </w:p>
-    <w:p>
-      <w:pPr>
-        <w:jc w:val="both"/>
-        <w:spacing w:before="0" w:after="120" w:line="300" w:lineRule="auto"/>
-      </w:pPr>
-      <w:r>
-        <w:rPr>
-          <w:rFonts w:ascii="Times New Roman" w:hAnsi="Times New Roman" w:cs="Times New Roman"/>
-          <w:sz w:val="26"/>
-          <w:szCs w:val="26"/>
-        </w:rPr>
-        <w:t xml:space="preserve">Căn cứ Mục V.2 (Điều kiện loại Vòng 1) và Mục VII (Quy định về sử dụng AI có trách nhiệm) trong Kế hoạch cuộc thi SKY-LINE AI SPARK 2026 - 2027, Tổ Chuyên môn ICT cam kết và chứng minh bằng kiến trúc kỹ thuật của hệ thống như sau:</w:t>
+        <w:t xml:space="preserve">I. THUYẾT MINH CÔNG CỤ AI ĐÃ SỬ DỤNG &amp; CƠ CHẾ TÍCH HỢP (THEO MỤC VII.2 &amp; TIÊU CHÍ 5 VÒNG 2)</w:t>
       </w:r>
     </w:p>
     <w:tbl>
@@ -2289,9 +3182,13 @@
         </w:tblCellMar>
       </w:tblPr>
       <w:tr>
-        <w:tc>
-          <w:tcPr>
-            <w:tcW w:w="1500" w:type="pct"/>
+        <w:trPr>
+          <w:cantSplit/>
+          <w:tblHeader/>
+        </w:trPr>
+        <w:tc>
+          <w:tcPr>
+            <w:tcW w:w="1100" w:type="pct"/>
             <w:shd w:val="clear" w:color="auto" w:fill="0369A1"/>
           </w:tcPr>
           <w:p>
@@ -2307,13 +3204,13 @@
                 <w:b/>
                 <w:color w:val="FFFFFF"/>
               </w:rPr>
-              <w:t xml:space="preserve">Quy định Bắt buộc của Ban Tổ chức</w:t>
-            </w:r>
-          </w:p>
-        </w:tc>
-        <w:tc>
-          <w:tcPr>
-            <w:tcW w:w="2500" w:type="pct"/>
+              <w:t xml:space="preserve">Tầng Ứng dụng AI</w:t>
+            </w:r>
+          </w:p>
+        </w:tc>
+        <w:tc>
+          <w:tcPr>
+            <w:tcW w:w="1600" w:type="pct"/>
             <w:shd w:val="clear" w:color="auto" w:fill="0369A1"/>
           </w:tcPr>
           <w:p>
@@ -2329,13 +3226,13 @@
                 <w:b/>
                 <w:color w:val="FFFFFF"/>
               </w:rPr>
-              <w:t xml:space="preserve">Hiện trạng Thiết kế &amp; Cơ chế Bảo vệ trên Sky-Line ICT Portal</w:t>
-            </w:r>
-          </w:p>
-        </w:tc>
-        <w:tc>
-          <w:tcPr>
-            <w:tcW w:w="1000" w:type="pct"/>
+              <w:t xml:space="preserve">Công cụ AI &amp; Giao thức Sử dụng</w:t>
+            </w:r>
+          </w:p>
+        </w:tc>
+        <w:tc>
+          <w:tcPr>
+            <w:tcW w:w="2300" w:type="pct"/>
             <w:shd w:val="clear" w:color="auto" w:fill="0369A1"/>
           </w:tcPr>
           <w:p>
@@ -2351,211 +3248,144 @@
                 <w:b/>
                 <w:color w:val="FFFFFF"/>
               </w:rPr>
-              <w:t xml:space="preserve">Trạng thái Tuân thủ</w:t>
-            </w:r>
-          </w:p>
-        </w:tc>
-      </w:tr>
-      <w:tr>
-        <w:trPr>
-          <w:cantSplit/>
-        </w:trPr>
-        <w:tc>
-          <w:tcPr>
-            <w:tcW w:w="1500" w:type="pct"/>
-            <w:shd w:val="clear" w:color="auto" w:fill="FFFFFF"/>
-          </w:tcPr>
-          <w:p>
-            <w:pPr>
-              <w:jc w:val="left"/>
-              <w:spacing w:before="40" w:after="40" w:line="300" w:lineRule="auto"/>
-            </w:pPr>
-            <w:r>
-              <w:rPr>
-                <w:rFonts w:ascii="Times New Roman" w:hAnsi="Times New Roman" w:cs="Times New Roman"/>
-                <w:sz w:val="24"/>
-                <w:szCs w:val="24"/>
-                <w:b/>
-              </w:rPr>
-              <w:t xml:space="preserve">1. Không đưa dữ liệu cá nhân của học sinh (họ tên đầy đủ, ngày sinh, kết quả học tập, hình ảnh, thông tin gia đình) vào các công cụ AI bên ngoài khi chưa ẩn danh.</w:t>
-            </w:r>
-          </w:p>
-        </w:tc>
-        <w:tc>
-          <w:tcPr>
-            <w:tcW w:w="2500" w:type="pct"/>
-            <w:shd w:val="clear" w:color="auto" w:fill="FFFFFF"/>
-          </w:tcPr>
-          <w:p>
-            <w:pPr>
-              <w:jc w:val="left"/>
-              <w:spacing w:before="40" w:after="40" w:line="300" w:lineRule="auto"/>
-            </w:pPr>
-            <w:r>
-              <w:rPr>
-                <w:rFonts w:ascii="Times New Roman" w:hAnsi="Times New Roman" w:cs="Times New Roman"/>
-                <w:sz w:val="24"/>
-                <w:szCs w:val="24"/>
-              </w:rPr>
-              <w:t xml:space="preserve">• Toàn bộ 5 Trợ lý AI vận hành bằng thuật toán phân tích nội bộ trên dữ liệu cấp Tổ chuyên môn (lịch phòng Lab, thiết bị, công việc giáo viên, tiêu chí năng lực giáo viên).
-• Hệ thống hoàn toàn không gửi họ tên, ngày sinh, bảng điểm cá nhân hay thông tin gia đình học sinh ra bất kỳ máy chủ AI công cộng nào bên ngoài.</w:t>
-            </w:r>
-          </w:p>
-        </w:tc>
-        <w:tc>
-          <w:tcPr>
-            <w:tcW w:w="1000" w:type="pct"/>
-            <w:shd w:val="clear" w:color="auto" w:fill="FFFFFF"/>
-          </w:tcPr>
-          <w:p>
-            <w:pPr>
-              <w:jc w:val="left"/>
-              <w:spacing w:before="40" w:after="40" w:line="300" w:lineRule="auto"/>
-            </w:pPr>
-            <w:r>
-              <w:rPr>
-                <w:rFonts w:ascii="Times New Roman" w:hAnsi="Times New Roman" w:cs="Times New Roman"/>
-                <w:sz w:val="24"/>
-                <w:szCs w:val="24"/>
-              </w:rPr>
-              <w:t xml:space="preserve">ĐẠT 100%
-(Tuyệt đối an toàn)</w:t>
-            </w:r>
-          </w:p>
-        </w:tc>
-      </w:tr>
-      <w:tr>
-        <w:trPr>
-          <w:cantSplit/>
-        </w:trPr>
-        <w:tc>
-          <w:tcPr>
-            <w:tcW w:w="1500" w:type="pct"/>
-            <w:shd w:val="clear" w:color="auto" w:fill="F8FAFC"/>
-          </w:tcPr>
-          <w:p>
-            <w:pPr>
-              <w:jc w:val="left"/>
-              <w:spacing w:before="40" w:after="40" w:line="300" w:lineRule="auto"/>
-            </w:pPr>
-            <w:r>
-              <w:rPr>
-                <w:rFonts w:ascii="Times New Roman" w:hAnsi="Times New Roman" w:cs="Times New Roman"/>
-                <w:sz w:val="24"/>
-                <w:szCs w:val="24"/>
-                <w:b/>
-              </w:rPr>
-              <w:t xml:space="preserve">2. Không yêu cầu học sinh dưới 13 tuổi tự tạo tài khoản trên các nền tảng AI.</w:t>
-            </w:r>
-          </w:p>
-        </w:tc>
-        <w:tc>
-          <w:tcPr>
-            <w:tcW w:w="2500" w:type="pct"/>
-            <w:shd w:val="clear" w:color="auto" w:fill="F8FAFC"/>
-          </w:tcPr>
-          <w:p>
-            <w:pPr>
-              <w:jc w:val="left"/>
-              <w:spacing w:before="40" w:after="40" w:line="300" w:lineRule="auto"/>
-            </w:pPr>
-            <w:r>
-              <w:rPr>
-                <w:rFonts w:ascii="Times New Roman" w:hAnsi="Times New Roman" w:cs="Times New Roman"/>
-                <w:sz w:val="24"/>
-                <w:szCs w:val="24"/>
-              </w:rPr>
-              <w:t xml:space="preserve">• Hệ thống được thiết kế chuyên biệt phục vụ công tác quản trị, điều hành và chuyên môn của Tổ trưởng &amp; Giáo viên.
-• Tài khoản truy cập do Tổ trưởng cấp nội bộ cho giáo viên; học sinh hoàn toàn không phải tạo tài khoản trên nền tảng AI bên ngoài.</w:t>
-            </w:r>
-          </w:p>
-        </w:tc>
-        <w:tc>
-          <w:tcPr>
-            <w:tcW w:w="1000" w:type="pct"/>
-            <w:shd w:val="clear" w:color="auto" w:fill="F8FAFC"/>
-          </w:tcPr>
-          <w:p>
-            <w:pPr>
-              <w:jc w:val="left"/>
-              <w:spacing w:before="40" w:after="40" w:line="300" w:lineRule="auto"/>
-            </w:pPr>
-            <w:r>
-              <w:rPr>
-                <w:rFonts w:ascii="Times New Roman" w:hAnsi="Times New Roman" w:cs="Times New Roman"/>
-                <w:sz w:val="24"/>
-                <w:szCs w:val="24"/>
-              </w:rPr>
-              <w:t xml:space="preserve">ĐẠT 100%
-(Không phát sinh tài khoản học sinh)</w:t>
-            </w:r>
-          </w:p>
-        </w:tc>
-      </w:tr>
-      <w:tr>
-        <w:trPr>
-          <w:cantSplit/>
-        </w:trPr>
-        <w:tc>
-          <w:tcPr>
-            <w:tcW w:w="1500" w:type="pct"/>
-            <w:shd w:val="clear" w:color="auto" w:fill="FFFFFF"/>
-          </w:tcPr>
-          <w:p>
-            <w:pPr>
-              <w:jc w:val="left"/>
-              <w:spacing w:before="40" w:after="40" w:line="300" w:lineRule="auto"/>
-            </w:pPr>
-            <w:r>
-              <w:rPr>
-                <w:rFonts w:ascii="Times New Roman" w:hAnsi="Times New Roman" w:cs="Times New Roman"/>
-                <w:sz w:val="24"/>
-                <w:szCs w:val="24"/>
-                <w:b/>
-              </w:rPr>
-              <w:t xml:space="preserve">3. Bảo mật phân quyền truy cập dữ liệu nội bộ trường học.</w:t>
-            </w:r>
-          </w:p>
-        </w:tc>
-        <w:tc>
-          <w:tcPr>
-            <w:tcW w:w="2500" w:type="pct"/>
-            <w:shd w:val="clear" w:color="auto" w:fill="FFFFFF"/>
-          </w:tcPr>
-          <w:p>
-            <w:pPr>
-              <w:jc w:val="left"/>
-              <w:spacing w:before="40" w:after="40" w:line="300" w:lineRule="auto"/>
-            </w:pPr>
-            <w:r>
-              <w:rPr>
-                <w:rFonts w:ascii="Times New Roman" w:hAnsi="Times New Roman" w:cs="Times New Roman"/>
-                <w:sz w:val="24"/>
-                <w:szCs w:val="24"/>
-              </w:rPr>
-              <w:t xml:space="preserve">• Toàn bộ 13 bảng dữ liệu trên Cơ sở dữ liệu Supabase đều được kích hoạt khóa bảo mật từng dòng dữ liệu (Row Level Security – RLS).
-• Phân quyền 3 tầng chặt chẽ: Tổ trưởng (Toàn quyền điều hành), Giáo viên (Cập nhật nghiệp vụ được giao), Khách/Ban Giám khảo (Chế độ xem minh chứng an toàn).</w:t>
-            </w:r>
-          </w:p>
-        </w:tc>
-        <w:tc>
-          <w:tcPr>
-            <w:tcW w:w="1000" w:type="pct"/>
-            <w:shd w:val="clear" w:color="auto" w:fill="FFFFFF"/>
-          </w:tcPr>
-          <w:p>
-            <w:pPr>
-              <w:jc w:val="left"/>
-              <w:spacing w:before="40" w:after="40" w:line="300" w:lineRule="auto"/>
-            </w:pPr>
-            <w:r>
-              <w:rPr>
-                <w:rFonts w:ascii="Times New Roman" w:hAnsi="Times New Roman" w:cs="Times New Roman"/>
-                <w:sz w:val="24"/>
-                <w:szCs w:val="24"/>
-              </w:rPr>
-              <w:t xml:space="preserve">ĐẠT 100%
-(Bảo mật RLS 13/13 bảng)</w:t>
+              <w:t xml:space="preserve">Cách thức Câu lệnh (Prompt / Rules / Skills) &amp; Tích hợp Kỹ thuật</w:t>
+            </w:r>
+          </w:p>
+        </w:tc>
+      </w:tr>
+      <w:tr>
+        <w:trPr>
+          <w:cantSplit/>
+        </w:trPr>
+        <w:tc>
+          <w:tcPr>
+            <w:tcW w:w="1100" w:type="pct"/>
+            <w:shd w:val="clear" w:color="auto" w:fill="FFFFFF"/>
+          </w:tcPr>
+          <w:p>
+            <w:pPr>
+              <w:jc w:val="left"/>
+              <w:spacing w:before="40" w:after="40" w:line="300" w:lineRule="auto"/>
+            </w:pPr>
+            <w:r>
+              <w:rPr>
+                <w:rFonts w:ascii="Times New Roman" w:hAnsi="Times New Roman" w:cs="Times New Roman"/>
+                <w:sz w:val="24"/>
+                <w:szCs w:val="24"/>
+                <w:b/>
+              </w:rPr>
+              <w:t xml:space="preserve">Tầng 1:
+Kiến tạo Hệ thống Phần mềm Quản trị (Vibe Coding)</w:t>
+            </w:r>
+          </w:p>
+        </w:tc>
+        <w:tc>
+          <w:tcPr>
+            <w:tcW w:w="1600" w:type="pct"/>
+            <w:shd w:val="clear" w:color="auto" w:fill="FFFFFF"/>
+          </w:tcPr>
+          <w:p>
+            <w:pPr>
+              <w:jc w:val="left"/>
+              <w:spacing w:before="40" w:after="40" w:line="300" w:lineRule="auto"/>
+            </w:pPr>
+            <w:r>
+              <w:rPr>
+                <w:rFonts w:ascii="Times New Roman" w:hAnsi="Times New Roman" w:cs="Times New Roman"/>
+                <w:sz w:val="24"/>
+                <w:szCs w:val="24"/>
+              </w:rPr>
+              <w:t xml:space="preserve">• Google Antigravity IDE (Nền tảng Lập trình Tác tử AI – Agentic AI IDE của Google).
+• Giao thức MCP (Model Context Protocol) kết nối trực tiếp Supabase &amp; GitHub.</w:t>
+            </w:r>
+          </w:p>
+        </w:tc>
+        <w:tc>
+          <w:tcPr>
+            <w:tcW w:w="2300" w:type="pct"/>
+            <w:shd w:val="clear" w:color="auto" w:fill="FFFFFF"/>
+          </w:tcPr>
+          <w:p>
+            <w:pPr>
+              <w:jc w:val="left"/>
+              <w:spacing w:before="40" w:after="40" w:line="300" w:lineRule="auto"/>
+            </w:pPr>
+            <w:r>
+              <w:rPr>
+                <w:rFonts w:ascii="Times New Roman" w:hAnsi="Times New Roman" w:cs="Times New Roman"/>
+                <w:sz w:val="24"/>
+                <w:szCs w:val="24"/>
+              </w:rPr>
+              <w:t xml:space="preserve">• Tác giả thiết lập tệp KE_HOACH_DU_AN.md (định nghĩa 9–13 bảng dữ liệu &amp; các quyết định nghiệp vụ 1A, 2B, 3A) và tệp AGENTS.md.
+• Xây dựng 04 bộ Kỹ năng chuyên sâu (.agents/skills/: supabase-rls-architect, nextjs-supabase-ssr, vibe-ui-designer, git-auto-shipper) để điều khiển AI sinh mã nguồn chuẩn xác, kiểm tra lỗi tự động (tsc --noEmit) và đồng bộ lên Vercel.</w:t>
+            </w:r>
+          </w:p>
+        </w:tc>
+      </w:tr>
+      <w:tr>
+        <w:trPr>
+          <w:cantSplit/>
+        </w:trPr>
+        <w:tc>
+          <w:tcPr>
+            <w:tcW w:w="1100" w:type="pct"/>
+            <w:shd w:val="clear" w:color="auto" w:fill="F8FAFC"/>
+          </w:tcPr>
+          <w:p>
+            <w:pPr>
+              <w:jc w:val="left"/>
+              <w:spacing w:before="40" w:after="40" w:line="300" w:lineRule="auto"/>
+            </w:pPr>
+            <w:r>
+              <w:rPr>
+                <w:rFonts w:ascii="Times New Roman" w:hAnsi="Times New Roman" w:cs="Times New Roman"/>
+                <w:sz w:val="24"/>
+                <w:szCs w:val="24"/>
+                <w:b/>
+              </w:rPr>
+              <w:t xml:space="preserve">Tầng 2:
+Hệ sinh thái 05 Trợ lý AI Vận hành Nghiệp vụ</w:t>
+            </w:r>
+          </w:p>
+        </w:tc>
+        <w:tc>
+          <w:tcPr>
+            <w:tcW w:w="1600" w:type="pct"/>
+            <w:shd w:val="clear" w:color="auto" w:fill="F8FAFC"/>
+          </w:tcPr>
+          <w:p>
+            <w:pPr>
+              <w:jc w:val="left"/>
+              <w:spacing w:before="40" w:after="40" w:line="300" w:lineRule="auto"/>
+            </w:pPr>
+            <w:r>
+              <w:rPr>
+                <w:rFonts w:ascii="Times New Roman" w:hAnsi="Times New Roman" w:cs="Times New Roman"/>
+                <w:sz w:val="24"/>
+                <w:szCs w:val="24"/>
+              </w:rPr>
+              <w:t xml:space="preserve">• Bộ máy suy luận AI nội sinh (ai-spark-engine.ts) tích hợp trực tiếp trong Next.js App Router.
+• CSDL Huấn luyện AI (ai_training_knowledge_base) &amp; Nguồn tin xác thực (ai_verified_news_sources).</w:t>
+            </w:r>
+          </w:p>
+        </w:tc>
+        <w:tc>
+          <w:tcPr>
+            <w:tcW w:w="2300" w:type="pct"/>
+            <w:shd w:val="clear" w:color="auto" w:fill="F8FAFC"/>
+          </w:tcPr>
+          <w:p>
+            <w:pPr>
+              <w:jc w:val="left"/>
+              <w:spacing w:before="40" w:after="40" w:line="300" w:lineRule="auto"/>
+            </w:pPr>
+            <w:r>
+              <w:rPr>
+                <w:rFonts w:ascii="Times New Roman" w:hAnsi="Times New Roman" w:cs="Times New Roman"/>
+                <w:sz w:val="24"/>
+                <w:szCs w:val="24"/>
+              </w:rPr>
+              <w:t xml:space="preserve">• Truy vấn chéo dữ liệu thời gian thực từ các bảng Supabase (timetables, teacher_competency_evaluations, department_tasks, incident_reports, team_competitions) kết hợp 24 kịch bản tri thức sư phạm để đưa ra tham mưu chuẩn xác cho Tổ trưởng và Giáo viên.</w:t>
             </w:r>
           </w:p>
         </w:tc>
@@ -2578,7 +3408,7 @@
     <w:p>
       <w:pPr>
         <w:jc w:val="both"/>
-        <w:spacing w:before="160" w:after="120" w:line="300" w:lineRule="auto"/>
+        <w:spacing w:before="140" w:after="120" w:line="300" w:lineRule="auto"/>
       </w:pPr>
       <w:r>
         <w:rPr>
@@ -2588,21 +3418,7 @@
           <w:b/>
           <w:color w:val="0369A1"/>
         </w:rPr>
-        <w:t xml:space="preserve">II. QUY TRÌNH CON NGƯỜI KIỂM CHỨNG VÀ CHỊU TRÁCH NHIỆM ĐẦU RA CỦA AI (HUMAN-IN-THE-LOOP)</w:t>
-      </w:r>
-    </w:p>
-    <w:p>
-      <w:pPr>
-        <w:jc w:val="both"/>
-        <w:spacing w:before="0" w:after="120" w:line="300" w:lineRule="auto"/>
-      </w:pPr>
-      <w:r>
-        <w:rPr>
-          <w:rFonts w:ascii="Times New Roman" w:hAnsi="Times New Roman" w:cs="Times New Roman"/>
-          <w:sz w:val="26"/>
-          <w:szCs w:val="26"/>
-        </w:rPr>
-        <w:t xml:space="preserve">Hệ thống quán triệt nguyên tắc: “AI là Trợ lý tham mưu dựa trên dữ liệu thật – Tổ trưởng và Giáo viên là người kiểm chứng, chỉnh sửa và quyết định cuối cùng”. Không có bất kỳ văn bản hay quyết định chuyên môn nào được ban hành tự động mà không qua bước duyệt của con người:</w:t>
+        <w:t xml:space="preserve">II. CAM KẾT TUÂN THỦ TUYỆT ĐỐI 03 ĐIỀU KIỆN LOẠI Ở VÒNG 1 (AN TOÀN DỮ LIỆU HỌC SINH)</w:t>
       </w:r>
     </w:p>
     <w:tbl>
@@ -2624,6 +3440,54 @@
         </w:tblCellMar>
       </w:tblPr>
       <w:tr>
+        <w:trPr>
+          <w:cantSplit/>
+          <w:tblHeader/>
+        </w:trPr>
+        <w:tc>
+          <w:tcPr>
+            <w:tcW w:w="1500" w:type="pct"/>
+            <w:shd w:val="clear" w:color="auto" w:fill="0369A1"/>
+          </w:tcPr>
+          <w:p>
+            <w:pPr>
+              <w:jc w:val="center"/>
+              <w:spacing w:before="40" w:after="40" w:line="300" w:lineRule="auto"/>
+            </w:pPr>
+            <w:r>
+              <w:rPr>
+                <w:rFonts w:ascii="Times New Roman" w:hAnsi="Times New Roman" w:cs="Times New Roman"/>
+                <w:sz w:val="24"/>
+                <w:szCs w:val="24"/>
+                <w:b/>
+                <w:color w:val="FFFFFF"/>
+              </w:rPr>
+              <w:t xml:space="preserve">Điều kiện Loại ở Vòng 1 (Theo Mục V.2 Kế hoạch Cuộc thi)</w:t>
+            </w:r>
+          </w:p>
+        </w:tc>
+        <w:tc>
+          <w:tcPr>
+            <w:tcW w:w="2500" w:type="pct"/>
+            <w:shd w:val="clear" w:color="auto" w:fill="0369A1"/>
+          </w:tcPr>
+          <w:p>
+            <w:pPr>
+              <w:jc w:val="center"/>
+              <w:spacing w:before="40" w:after="40" w:line="300" w:lineRule="auto"/>
+            </w:pPr>
+            <w:r>
+              <w:rPr>
+                <w:rFonts w:ascii="Times New Roman" w:hAnsi="Times New Roman" w:cs="Times New Roman"/>
+                <w:sz w:val="24"/>
+                <w:szCs w:val="24"/>
+                <w:b/>
+                <w:color w:val="FFFFFF"/>
+              </w:rPr>
+              <w:t xml:space="preserve">Hiện trạng Thiết kế &amp; Cơ chế Bảo vệ trên Sky-Line ICT Portal</w:t>
+            </w:r>
+          </w:p>
+        </w:tc>
         <w:tc>
           <w:tcPr>
             <w:tcW w:w="1000" w:type="pct"/>
@@ -2642,7 +3506,288 @@
                 <w:b/>
                 <w:color w:val="FFFFFF"/>
               </w:rPr>
-              <w:t xml:space="preserve">Trợ lý AI trong Hệ thống</w:t>
+              <w:t xml:space="preserve">Trạng thái Tuân thủ</w:t>
+            </w:r>
+          </w:p>
+        </w:tc>
+      </w:tr>
+      <w:tr>
+        <w:trPr>
+          <w:cantSplit/>
+        </w:trPr>
+        <w:tc>
+          <w:tcPr>
+            <w:tcW w:w="1500" w:type="pct"/>
+            <w:shd w:val="clear" w:color="auto" w:fill="FFFFFF"/>
+          </w:tcPr>
+          <w:p>
+            <w:pPr>
+              <w:jc w:val="left"/>
+              <w:spacing w:before="40" w:after="40" w:line="300" w:lineRule="auto"/>
+            </w:pPr>
+            <w:r>
+              <w:rPr>
+                <w:rFonts w:ascii="Times New Roman" w:hAnsi="Times New Roman" w:cs="Times New Roman"/>
+                <w:sz w:val="24"/>
+                <w:szCs w:val="24"/>
+                <w:b/>
+              </w:rPr>
+              <w:t xml:space="preserve">1. Không đưa dữ liệu cá nhân của học sinh vào công cụ AI chưa được nhà trường phê duyệt.</w:t>
+            </w:r>
+          </w:p>
+        </w:tc>
+        <w:tc>
+          <w:tcPr>
+            <w:tcW w:w="2500" w:type="pct"/>
+            <w:shd w:val="clear" w:color="auto" w:fill="FFFFFF"/>
+          </w:tcPr>
+          <w:p>
+            <w:pPr>
+              <w:jc w:val="left"/>
+              <w:spacing w:before="40" w:after="40" w:line="300" w:lineRule="auto"/>
+            </w:pPr>
+            <w:r>
+              <w:rPr>
+                <w:rFonts w:ascii="Times New Roman" w:hAnsi="Times New Roman" w:cs="Times New Roman"/>
+                <w:sz w:val="24"/>
+                <w:szCs w:val="24"/>
+              </w:rPr>
+              <w:t xml:space="preserve">• Hệ thống quản trị ở cấp độ Tổ chuyên môn (Lịch phòng Lab theo lớp, thiết bị, công việc giáo viên, hồ sơ năng lực giáo viên).
+• Tuyệt đối không đưa dữ liệu định danh cá nhân học sinh (ngày sinh, bảng điểm cá nhân, hình ảnh, thông tin gia đình) vào bất kỳ công cụ AI công cộng nào bên ngoài.</w:t>
+            </w:r>
+          </w:p>
+        </w:tc>
+        <w:tc>
+          <w:tcPr>
+            <w:tcW w:w="1000" w:type="pct"/>
+            <w:shd w:val="clear" w:color="auto" w:fill="FFFFFF"/>
+          </w:tcPr>
+          <w:p>
+            <w:pPr>
+              <w:jc w:val="left"/>
+              <w:spacing w:before="40" w:after="40" w:line="300" w:lineRule="auto"/>
+            </w:pPr>
+            <w:r>
+              <w:rPr>
+                <w:rFonts w:ascii="Times New Roman" w:hAnsi="Times New Roman" w:cs="Times New Roman"/>
+                <w:sz w:val="24"/>
+                <w:szCs w:val="24"/>
+              </w:rPr>
+              <w:t xml:space="preserve">☑ ĐẠT 100%
+(Tuyệt đối an toàn)</w:t>
+            </w:r>
+          </w:p>
+        </w:tc>
+      </w:tr>
+      <w:tr>
+        <w:trPr>
+          <w:cantSplit/>
+        </w:trPr>
+        <w:tc>
+          <w:tcPr>
+            <w:tcW w:w="1500" w:type="pct"/>
+            <w:shd w:val="clear" w:color="auto" w:fill="F8FAFC"/>
+          </w:tcPr>
+          <w:p>
+            <w:pPr>
+              <w:jc w:val="left"/>
+              <w:spacing w:before="40" w:after="40" w:line="300" w:lineRule="auto"/>
+            </w:pPr>
+            <w:r>
+              <w:rPr>
+                <w:rFonts w:ascii="Times New Roman" w:hAnsi="Times New Roman" w:cs="Times New Roman"/>
+                <w:sz w:val="24"/>
+                <w:szCs w:val="24"/>
+                <w:b/>
+              </w:rPr>
+              <w:t xml:space="preserve">2. Không yêu cầu học sinh, nhất là học sinh dưới 13 tuổi, tạo tài khoản trên nền tảng bên ngoài.</w:t>
+            </w:r>
+          </w:p>
+        </w:tc>
+        <w:tc>
+          <w:tcPr>
+            <w:tcW w:w="2500" w:type="pct"/>
+            <w:shd w:val="clear" w:color="auto" w:fill="F8FAFC"/>
+          </w:tcPr>
+          <w:p>
+            <w:pPr>
+              <w:jc w:val="left"/>
+              <w:spacing w:before="40" w:after="40" w:line="300" w:lineRule="auto"/>
+            </w:pPr>
+            <w:r>
+              <w:rPr>
+                <w:rFonts w:ascii="Times New Roman" w:hAnsi="Times New Roman" w:cs="Times New Roman"/>
+                <w:sz w:val="24"/>
+                <w:szCs w:val="24"/>
+              </w:rPr>
+              <w:t xml:space="preserve">• Hệ thống dành riêng cho Cán bộ quản lý và Giáo viên Tổ ICT; tài khoản do Tổ trưởng cấp nội bộ (Chuẩn 1A).
+• Học sinh hoàn toàn không cần tạo tài khoản.</w:t>
+            </w:r>
+          </w:p>
+        </w:tc>
+        <w:tc>
+          <w:tcPr>
+            <w:tcW w:w="1000" w:type="pct"/>
+            <w:shd w:val="clear" w:color="auto" w:fill="F8FAFC"/>
+          </w:tcPr>
+          <w:p>
+            <w:pPr>
+              <w:jc w:val="left"/>
+              <w:spacing w:before="40" w:after="40" w:line="300" w:lineRule="auto"/>
+            </w:pPr>
+            <w:r>
+              <w:rPr>
+                <w:rFonts w:ascii="Times New Roman" w:hAnsi="Times New Roman" w:cs="Times New Roman"/>
+                <w:sz w:val="24"/>
+                <w:szCs w:val="24"/>
+              </w:rPr>
+              <w:t xml:space="preserve">☑ ĐẠT 100%
+(Không phát sinh tài khoản học sinh)</w:t>
+            </w:r>
+          </w:p>
+        </w:tc>
+      </w:tr>
+      <w:tr>
+        <w:trPr>
+          <w:cantSplit/>
+        </w:trPr>
+        <w:tc>
+          <w:tcPr>
+            <w:tcW w:w="1500" w:type="pct"/>
+            <w:shd w:val="clear" w:color="auto" w:fill="FFFFFF"/>
+          </w:tcPr>
+          <w:p>
+            <w:pPr>
+              <w:jc w:val="left"/>
+              <w:spacing w:before="40" w:after="40" w:line="300" w:lineRule="auto"/>
+            </w:pPr>
+            <w:r>
+              <w:rPr>
+                <w:rFonts w:ascii="Times New Roman" w:hAnsi="Times New Roman" w:cs="Times New Roman"/>
+                <w:sz w:val="24"/>
+                <w:szCs w:val="24"/>
+                <w:b/>
+              </w:rPr>
+              <w:t xml:space="preserve">3. Không hiển thị công khai thông tin cá nhân hoặc thành tích của từng học sinh.</w:t>
+            </w:r>
+          </w:p>
+        </w:tc>
+        <w:tc>
+          <w:tcPr>
+            <w:tcW w:w="2500" w:type="pct"/>
+            <w:shd w:val="clear" w:color="auto" w:fill="FFFFFF"/>
+          </w:tcPr>
+          <w:p>
+            <w:pPr>
+              <w:jc w:val="left"/>
+              <w:spacing w:before="40" w:after="40" w:line="300" w:lineRule="auto"/>
+            </w:pPr>
+            <w:r>
+              <w:rPr>
+                <w:rFonts w:ascii="Times New Roman" w:hAnsi="Times New Roman" w:cs="Times New Roman"/>
+                <w:sz w:val="24"/>
+                <w:szCs w:val="24"/>
+              </w:rPr>
+              <w:t xml:space="preserve">• Toàn bộ 13/13 bảng dữ liệu trên Supabase được khóa bảo mật từng dòng (Row Level Security – RLS), yêu cầu xác thực phiên đăng nhập Cookie HTTP-Only qua Middleware.
+• Không công khai thông tin cá nhân học sinh ra ngoài Internet.</w:t>
+            </w:r>
+          </w:p>
+        </w:tc>
+        <w:tc>
+          <w:tcPr>
+            <w:tcW w:w="1000" w:type="pct"/>
+            <w:shd w:val="clear" w:color="auto" w:fill="FFFFFF"/>
+          </w:tcPr>
+          <w:p>
+            <w:pPr>
+              <w:jc w:val="left"/>
+              <w:spacing w:before="40" w:after="40" w:line="300" w:lineRule="auto"/>
+            </w:pPr>
+            <w:r>
+              <w:rPr>
+                <w:rFonts w:ascii="Times New Roman" w:hAnsi="Times New Roman" w:cs="Times New Roman"/>
+                <w:sz w:val="24"/>
+                <w:szCs w:val="24"/>
+              </w:rPr>
+              <w:t xml:space="preserve">☑ ĐẠT 100%
+(Bảo mật RLS 13/13 bảng)</w:t>
+            </w:r>
+          </w:p>
+        </w:tc>
+      </w:tr>
+    </w:tbl>
+    <w:p>
+      <w:pPr>
+        <w:jc w:val="both"/>
+        <w:spacing w:before="0" w:after="80" w:line="300" w:lineRule="auto"/>
+      </w:pPr>
+      <w:r>
+        <w:rPr>
+          <w:rFonts w:ascii="Times New Roman" w:hAnsi="Times New Roman" w:cs="Times New Roman"/>
+          <w:sz w:val="26"/>
+          <w:szCs w:val="26"/>
+        </w:rPr>
+        <w:t xml:space="preserve"/>
+      </w:r>
+    </w:p>
+    <w:p>
+      <w:pPr>
+        <w:jc w:val="both"/>
+        <w:spacing w:before="140" w:after="120" w:line="300" w:lineRule="auto"/>
+      </w:pPr>
+      <w:r>
+        <w:rPr>
+          <w:rFonts w:ascii="Times New Roman" w:hAnsi="Times New Roman" w:cs="Times New Roman"/>
+          <w:sz w:val="26"/>
+          <w:szCs w:val="26"/>
+          <w:b/>
+          <w:color w:val="0369A1"/>
+        </w:rPr>
+        <w:t xml:space="preserve">III. QUY TRÌNH CON NGƯỜI KIỂM SOÁT VÀ KIỂM CHỨNG KẾT QUẢ AI Ở CẢ 02 TẦNG (HUMAN-IN-THE-LOOP)</w:t>
+      </w:r>
+    </w:p>
+    <w:tbl>
+      <w:tblPr>
+        <w:tblW w:w="5000" w:type="pct"/>
+        <w:tblBorders>
+          <w:top w:val="single" w:sz="6" w:space="0" w:color="94A3B8"/>
+          <w:left w:val="single" w:sz="6" w:space="0" w:color="94A3B8"/>
+          <w:bottom w:val="single" w:sz="6" w:space="0" w:color="94A3B8"/>
+          <w:right w:val="single" w:sz="6" w:space="0" w:color="94A3B8"/>
+          <w:insideH w:val="single" w:sz="6" w:space="0" w:color="CBD5E1"/>
+          <w:insideV w:val="single" w:sz="6" w:space="0" w:color="CBD5E1"/>
+        </w:tblBorders>
+        <w:tblCellMar>
+          <w:top w:w="100" w:type="dxa"/>
+          <w:left w:w="140" w:type="dxa"/>
+          <w:bottom w:w="100" w:type="dxa"/>
+          <w:right w:w="140" w:type="dxa"/>
+        </w:tblCellMar>
+      </w:tblPr>
+      <w:tr>
+        <w:trPr>
+          <w:cantSplit/>
+          <w:tblHeader/>
+        </w:trPr>
+        <w:tc>
+          <w:tcPr>
+            <w:tcW w:w="1100" w:type="pct"/>
+            <w:shd w:val="clear" w:color="auto" w:fill="0369A1"/>
+          </w:tcPr>
+          <w:p>
+            <w:pPr>
+              <w:jc w:val="center"/>
+              <w:spacing w:before="40" w:after="40" w:line="300" w:lineRule="auto"/>
+            </w:pPr>
+            <w:r>
+              <w:rPr>
+                <w:rFonts w:ascii="Times New Roman" w:hAnsi="Times New Roman" w:cs="Times New Roman"/>
+                <w:sz w:val="24"/>
+                <w:szCs w:val="24"/>
+                <w:b/>
+                <w:color w:val="FFFFFF"/>
+              </w:rPr>
+              <w:t xml:space="preserve">Hạng mục AI Thực hiện</w:t>
             </w:r>
           </w:p>
         </w:tc>
@@ -2664,7 +3809,7 @@
                 <w:b/>
                 <w:color w:val="FFFFFF"/>
               </w:rPr>
-              <w:t xml:space="preserve">Bước 1: AI Phân tích &amp; Tham mưu Dự thảo</w:t>
+              <w:t xml:space="preserve">Bước 1: AI Xử lý &amp; Đề xuất Dự thảo</w:t>
             </w:r>
           </w:p>
         </w:tc>
@@ -2686,37 +3831,99 @@
                 <w:b/>
                 <w:color w:val="FFFFFF"/>
               </w:rPr>
-              <w:t xml:space="preserve">Bước 2: Cơ chế Con người Kiểm chứng &amp; Chỉnh sửa trên Giao diện</w:t>
-            </w:r>
-          </w:p>
-        </w:tc>
+              <w:t xml:space="preserve">Bước 2: Con người Kiểm soát, Kiểm chứng &amp; Chỉnh sửa</w:t>
+            </w:r>
+          </w:p>
+        </w:tc>
+        <w:tc>
+          <w:tcPr>
+            <w:tcW w:w="1000" w:type="pct"/>
+            <w:shd w:val="clear" w:color="auto" w:fill="0369A1"/>
+          </w:tcPr>
+          <w:p>
+            <w:pPr>
+              <w:jc w:val="center"/>
+              <w:spacing w:before="40" w:after="40" w:line="300" w:lineRule="auto"/>
+            </w:pPr>
+            <w:r>
+              <w:rPr>
+                <w:rFonts w:ascii="Times New Roman" w:hAnsi="Times New Roman" w:cs="Times New Roman"/>
+                <w:sz w:val="24"/>
+                <w:szCs w:val="24"/>
+                <w:b/>
+                <w:color w:val="FFFFFF"/>
+              </w:rPr>
+              <w:t xml:space="preserve">Người Chịu trách nhiệm Cuối cùng</w:t>
+            </w:r>
+          </w:p>
+        </w:tc>
+      </w:tr>
+      <w:tr>
+        <w:trPr>
+          <w:cantSplit/>
+        </w:trPr>
         <w:tc>
           <w:tcPr>
             <w:tcW w:w="1100" w:type="pct"/>
-            <w:shd w:val="clear" w:color="auto" w:fill="0369A1"/>
-          </w:tcPr>
-          <w:p>
-            <w:pPr>
-              <w:jc w:val="center"/>
-              <w:spacing w:before="40" w:after="40" w:line="300" w:lineRule="auto"/>
-            </w:pPr>
-            <w:r>
-              <w:rPr>
-                <w:rFonts w:ascii="Times New Roman" w:hAnsi="Times New Roman" w:cs="Times New Roman"/>
-                <w:sz w:val="24"/>
-                <w:szCs w:val="24"/>
-                <w:b/>
-                <w:color w:val="FFFFFF"/>
-              </w:rPr>
-              <w:t xml:space="preserve">Bước 3: Người Phê duyệt &amp; Chịu trách nhiệm Cuối cùng</w:t>
-            </w:r>
-          </w:p>
-        </w:tc>
-      </w:tr>
-      <w:tr>
-        <w:trPr>
-          <w:cantSplit/>
-        </w:trPr>
+            <w:shd w:val="clear" w:color="auto" w:fill="FFFFFF"/>
+          </w:tcPr>
+          <w:p>
+            <w:pPr>
+              <w:jc w:val="left"/>
+              <w:spacing w:before="40" w:after="40" w:line="300" w:lineRule="auto"/>
+            </w:pPr>
+            <w:r>
+              <w:rPr>
+                <w:rFonts w:ascii="Times New Roman" w:hAnsi="Times New Roman" w:cs="Times New Roman"/>
+                <w:sz w:val="24"/>
+                <w:szCs w:val="24"/>
+                <w:b/>
+              </w:rPr>
+              <w:t xml:space="preserve">Tầng 1:
+AI viết mã nguồn &amp; thiết kế CSDL (Vibe Coding trên Google Antigravity IDE)</w:t>
+            </w:r>
+          </w:p>
+        </w:tc>
+        <w:tc>
+          <w:tcPr>
+            <w:tcW w:w="1300" w:type="pct"/>
+            <w:shd w:val="clear" w:color="auto" w:fill="FFFFFF"/>
+          </w:tcPr>
+          <w:p>
+            <w:pPr>
+              <w:jc w:val="left"/>
+              <w:spacing w:before="40" w:after="40" w:line="300" w:lineRule="auto"/>
+            </w:pPr>
+            <w:r>
+              <w:rPr>
+                <w:rFonts w:ascii="Times New Roman" w:hAnsi="Times New Roman" w:cs="Times New Roman"/>
+                <w:sz w:val="24"/>
+                <w:szCs w:val="24"/>
+              </w:rPr>
+              <w:t xml:space="preserve">Agent trong Google Antigravity IDE lập kế hoạch kỹ thuật (/plan), viết mã SQL migration và mã giao diện React/Next.js.</w:t>
+            </w:r>
+          </w:p>
+        </w:tc>
+        <w:tc>
+          <w:tcPr>
+            <w:tcW w:w="1600" w:type="pct"/>
+            <w:shd w:val="clear" w:color="auto" w:fill="FFFFFF"/>
+          </w:tcPr>
+          <w:p>
+            <w:pPr>
+              <w:jc w:val="left"/>
+              <w:spacing w:before="40" w:after="40" w:line="300" w:lineRule="auto"/>
+            </w:pPr>
+            <w:r>
+              <w:rPr>
+                <w:rFonts w:ascii="Times New Roman" w:hAnsi="Times New Roman" w:cs="Times New Roman"/>
+                <w:sz w:val="24"/>
+                <w:szCs w:val="24"/>
+              </w:rPr>
+              <w:t xml:space="preserve">Tác giả (Thầy Đỗ Anh Huy) trực tiếp rà soát và phê duyệt từng bản kế hoạch (/plan), kiểm tra thuật toán chống trùng lịch, kiểm tra chính sách bảo mật RLS và nghiệm thu giao diện thực tế trước khi xuất bản.</w:t>
+            </w:r>
+          </w:p>
+        </w:tc>
         <w:tc>
           <w:tcPr>
             <w:tcW w:w="1000" w:type="pct"/>
@@ -2732,9 +3939,35 @@
                 <w:rFonts w:ascii="Times New Roman" w:hAnsi="Times New Roman" w:cs="Times New Roman"/>
                 <w:sz w:val="24"/>
                 <w:szCs w:val="24"/>
-                <w:b/>
-              </w:rPr>
-              <w:t xml:space="preserve">AI Số 1:
+              </w:rPr>
+              <w:t xml:space="preserve">Thầy Đỗ Anh Huy
+(Tổ trưởng chuyên môn tổ ICT)</w:t>
+            </w:r>
+          </w:p>
+        </w:tc>
+      </w:tr>
+      <w:tr>
+        <w:trPr>
+          <w:cantSplit/>
+        </w:trPr>
+        <w:tc>
+          <w:tcPr>
+            <w:tcW w:w="1100" w:type="pct"/>
+            <w:shd w:val="clear" w:color="auto" w:fill="F8FAFC"/>
+          </w:tcPr>
+          <w:p>
+            <w:pPr>
+              <w:jc w:val="left"/>
+              <w:spacing w:before="40" w:after="40" w:line="300" w:lineRule="auto"/>
+            </w:pPr>
+            <w:r>
+              <w:rPr>
+                <w:rFonts w:ascii="Times New Roman" w:hAnsi="Times New Roman" w:cs="Times New Roman"/>
+                <w:sz w:val="24"/>
+                <w:szCs w:val="24"/>
+                <w:b/>
+              </w:rPr>
+              <w:t xml:space="preserve">Tầng 2 – AI Số 1:
 Kiểm tra Thời khóa biểu &amp; Gợi ý Tiết trống Phòng Lab</w:t>
             </w:r>
           </w:p>
@@ -2742,43 +3975,69 @@
         <w:tc>
           <w:tcPr>
             <w:tcW w:w="1300" w:type="pct"/>
-            <w:shd w:val="clear" w:color="auto" w:fill="FFFFFF"/>
-          </w:tcPr>
-          <w:p>
-            <w:pPr>
-              <w:jc w:val="left"/>
-              <w:spacing w:before="40" w:after="40" w:line="300" w:lineRule="auto"/>
-            </w:pPr>
-            <w:r>
-              <w:rPr>
-                <w:rFonts w:ascii="Times New Roman" w:hAnsi="Times New Roman" w:cs="Times New Roman"/>
-                <w:sz w:val="24"/>
-                <w:szCs w:val="24"/>
-              </w:rPr>
-              <w:t xml:space="preserve">Quét tự động toàn bộ tiết dạy trên 6 phòng Lab, chỉ ra các cặp trùng lịch (nếu có) và gợi ý các khung tiết trống tối ưu theo từng cơ sở.</w:t>
+            <w:shd w:val="clear" w:color="auto" w:fill="F8FAFC"/>
+          </w:tcPr>
+          <w:p>
+            <w:pPr>
+              <w:jc w:val="left"/>
+              <w:spacing w:before="40" w:after="40" w:line="300" w:lineRule="auto"/>
+            </w:pPr>
+            <w:r>
+              <w:rPr>
+                <w:rFonts w:ascii="Times New Roman" w:hAnsi="Times New Roman" w:cs="Times New Roman"/>
+                <w:sz w:val="24"/>
+                <w:szCs w:val="24"/>
+              </w:rPr>
+              <w:t xml:space="preserve">Quét tự động 152 tiết/tuần trên 6 phòng Lab, báo cáo xung đột và gợi ý các khung tiết trống tối ưu theo từng cơ sở.</w:t>
             </w:r>
           </w:p>
         </w:tc>
         <w:tc>
           <w:tcPr>
             <w:tcW w:w="1600" w:type="pct"/>
-            <w:shd w:val="clear" w:color="auto" w:fill="FFFFFF"/>
-          </w:tcPr>
-          <w:p>
-            <w:pPr>
-              <w:jc w:val="left"/>
-              <w:spacing w:before="40" w:after="40" w:line="300" w:lineRule="auto"/>
-            </w:pPr>
-            <w:r>
-              <w:rPr>
-                <w:rFonts w:ascii="Times New Roman" w:hAnsi="Times New Roman" w:cs="Times New Roman"/>
-                <w:sz w:val="24"/>
-                <w:szCs w:val="24"/>
-              </w:rPr>
-              <w:t xml:space="preserve">Tổ trưởng đối chiếu với lịch hoạt động thực tế của cơ sở trước khi điều chỉnh hoặc xếp lịch dạy bù / bảo trì trên bảng Thời khóa biểu chính thức.</w:t>
-            </w:r>
-          </w:p>
-        </w:tc>
+            <w:shd w:val="clear" w:color="auto" w:fill="F8FAFC"/>
+          </w:tcPr>
+          <w:p>
+            <w:pPr>
+              <w:jc w:val="left"/>
+              <w:spacing w:before="40" w:after="40" w:line="300" w:lineRule="auto"/>
+            </w:pPr>
+            <w:r>
+              <w:rPr>
+                <w:rFonts w:ascii="Times New Roman" w:hAnsi="Times New Roman" w:cs="Times New Roman"/>
+                <w:sz w:val="24"/>
+                <w:szCs w:val="24"/>
+              </w:rPr>
+              <w:t xml:space="preserve">Tổ trưởng đối chiếu với lịch hoạt động thực tế của cơ sở trước khi quyết định điều chỉnh hoặc xếp lịch dạy bù / bảo trì trên bảng Thời khóa biểu chính thức.</w:t>
+            </w:r>
+          </w:p>
+        </w:tc>
+        <w:tc>
+          <w:tcPr>
+            <w:tcW w:w="1000" w:type="pct"/>
+            <w:shd w:val="clear" w:color="auto" w:fill="F8FAFC"/>
+          </w:tcPr>
+          <w:p>
+            <w:pPr>
+              <w:jc w:val="left"/>
+              <w:spacing w:before="40" w:after="40" w:line="300" w:lineRule="auto"/>
+            </w:pPr>
+            <w:r>
+              <w:rPr>
+                <w:rFonts w:ascii="Times New Roman" w:hAnsi="Times New Roman" w:cs="Times New Roman"/>
+                <w:sz w:val="24"/>
+                <w:szCs w:val="24"/>
+              </w:rPr>
+              <w:t xml:space="preserve">Thầy Đỗ Anh Huy
+&amp; Giáo viên phụ trách Lab</w:t>
+            </w:r>
+          </w:p>
+        </w:tc>
+      </w:tr>
+      <w:tr>
+        <w:trPr>
+          <w:cantSplit/>
+        </w:trPr>
         <w:tc>
           <w:tcPr>
             <w:tcW w:w="1100" w:type="pct"/>
@@ -2794,36 +4053,98 @@
                 <w:rFonts w:ascii="Times New Roman" w:hAnsi="Times New Roman" w:cs="Times New Roman"/>
                 <w:sz w:val="24"/>
                 <w:szCs w:val="24"/>
-              </w:rPr>
-              <w:t xml:space="preserve">Tổ trưởng Chuyên môn ICT
-&amp; Giáo viên phụ trách phòng Lab</w:t>
-            </w:r>
-          </w:p>
-        </w:tc>
-      </w:tr>
-      <w:tr>
-        <w:trPr>
-          <w:cantSplit/>
-        </w:trPr>
+                <w:b/>
+              </w:rPr>
+              <w:t xml:space="preserve">Tầng 2 – AI Số 2:
+Phân tích Năng lực 360° &amp; Gợi ý Lộ trình IDP</w:t>
+            </w:r>
+          </w:p>
+        </w:tc>
+        <w:tc>
+          <w:tcPr>
+            <w:tcW w:w="1300" w:type="pct"/>
+            <w:shd w:val="clear" w:color="auto" w:fill="FFFFFF"/>
+          </w:tcPr>
+          <w:p>
+            <w:pPr>
+              <w:jc w:val="left"/>
+              <w:spacing w:before="40" w:after="40" w:line="300" w:lineRule="auto"/>
+            </w:pPr>
+            <w:r>
+              <w:rPr>
+                <w:rFonts w:ascii="Times New Roman" w:hAnsi="Times New Roman" w:cs="Times New Roman"/>
+                <w:sz w:val="24"/>
+                <w:szCs w:val="24"/>
+              </w:rPr>
+              <w:t xml:space="preserve">Truy xuất chéo 5 bảng CSDL để tính điểm trung bình, độ lệch nhận thức và sinh dự thảo Lộ trình phát triển cá nhân (IDP) 3 giai đoạn.</w:t>
+            </w:r>
+          </w:p>
+        </w:tc>
+        <w:tc>
+          <w:tcPr>
+            <w:tcW w:w="1600" w:type="pct"/>
+            <w:shd w:val="clear" w:color="auto" w:fill="FFFFFF"/>
+          </w:tcPr>
+          <w:p>
+            <w:pPr>
+              <w:jc w:val="left"/>
+              <w:spacing w:before="40" w:after="40" w:line="300" w:lineRule="auto"/>
+            </w:pPr>
+            <w:r>
+              <w:rPr>
+                <w:rFonts w:ascii="Times New Roman" w:hAnsi="Times New Roman" w:cs="Times New Roman"/>
+                <w:sz w:val="24"/>
+                <w:szCs w:val="24"/>
+              </w:rPr>
+              <w:t xml:space="preserve">Khi bấm “Điền nhanh vào Phiếu”, toàn bộ nội dung AI gợi ý được đưa vào 3 ô soạn thảo mở để Tổ trưởng và Giáo viên tự do biên tập, hiệu đính câu chữ trước khi lưu.</w:t>
+            </w:r>
+          </w:p>
+        </w:tc>
         <w:tc>
           <w:tcPr>
             <w:tcW w:w="1000" w:type="pct"/>
-            <w:shd w:val="clear" w:color="auto" w:fill="F8FAFC"/>
-          </w:tcPr>
-          <w:p>
-            <w:pPr>
-              <w:jc w:val="left"/>
-              <w:spacing w:before="40" w:after="40" w:line="300" w:lineRule="auto"/>
-            </w:pPr>
-            <w:r>
-              <w:rPr>
-                <w:rFonts w:ascii="Times New Roman" w:hAnsi="Times New Roman" w:cs="Times New Roman"/>
-                <w:sz w:val="24"/>
-                <w:szCs w:val="24"/>
-                <w:b/>
-              </w:rPr>
-              <w:t xml:space="preserve">AI Số 2:
-Phân tích Năng lực 360° &amp; Gợi ý Lộ trình IDP</w:t>
+            <w:shd w:val="clear" w:color="auto" w:fill="FFFFFF"/>
+          </w:tcPr>
+          <w:p>
+            <w:pPr>
+              <w:jc w:val="left"/>
+              <w:spacing w:before="40" w:after="40" w:line="300" w:lineRule="auto"/>
+            </w:pPr>
+            <w:r>
+              <w:rPr>
+                <w:rFonts w:ascii="Times New Roman" w:hAnsi="Times New Roman" w:cs="Times New Roman"/>
+                <w:sz w:val="24"/>
+                <w:szCs w:val="24"/>
+              </w:rPr>
+              <w:t xml:space="preserve">Thầy Đỗ Anh Huy
+&amp; Giáo viên được đánh giá</w:t>
+            </w:r>
+          </w:p>
+        </w:tc>
+      </w:tr>
+      <w:tr>
+        <w:trPr>
+          <w:cantSplit/>
+        </w:trPr>
+        <w:tc>
+          <w:tcPr>
+            <w:tcW w:w="1100" w:type="pct"/>
+            <w:shd w:val="clear" w:color="auto" w:fill="F8FAFC"/>
+          </w:tcPr>
+          <w:p>
+            <w:pPr>
+              <w:jc w:val="left"/>
+              <w:spacing w:before="40" w:after="40" w:line="300" w:lineRule="auto"/>
+            </w:pPr>
+            <w:r>
+              <w:rPr>
+                <w:rFonts w:ascii="Times New Roman" w:hAnsi="Times New Roman" w:cs="Times New Roman"/>
+                <w:sz w:val="24"/>
+                <w:szCs w:val="24"/>
+                <w:b/>
+              </w:rPr>
+              <w:t xml:space="preserve">Tầng 2 – AI Số 3, 4, 5:
+Xử lý Sự vụ, Bản tin Thứ Bảy &amp; Soạn Văn bản/Email</w:t>
             </w:r>
           </w:p>
         </w:tc>
@@ -2843,7 +4164,7 @@
                 <w:sz w:val="24"/>
                 <w:szCs w:val="24"/>
               </w:rPr>
-              <w:t xml:space="preserve">Truy xuất chéo 5 bảng CSDL để tính điểm trung bình, độ lệch nhận thức và sinh dự thảo Lộ trình phát triển cá nhân (IDP) 3 giai đoạn.</w:t>
+              <w:t xml:space="preserve">Đề xuất quy trình xử lý sự vụ 3 bước; quét tin tức kèm nhãn độ tin cậy + link gốc; tự động điền số liệu thật vào dự thảo Kế hoạch/Tờ trình/Email.</w:t>
             </w:r>
           </w:p>
         </w:tc>
@@ -2863,290 +4184,27 @@
                 <w:sz w:val="24"/>
                 <w:szCs w:val="24"/>
               </w:rPr>
-              <w:t xml:space="preserve">Khi bấm “Điền nhanh vào Phiếu”, toàn bộ nội dung AI gợi ý được đưa vào 3 ô soạn thảo mở để Tổ trưởng và Giáo viên tự do biên tập, thêm bớt câu chữ sát hoàn cảnh thực tế.</w:t>
-            </w:r>
-          </w:p>
-        </w:tc>
-        <w:tc>
-          <w:tcPr>
-            <w:tcW w:w="1100" w:type="pct"/>
-            <w:shd w:val="clear" w:color="auto" w:fill="F8FAFC"/>
-          </w:tcPr>
-          <w:p>
-            <w:pPr>
-              <w:jc w:val="left"/>
-              <w:spacing w:before="40" w:after="40" w:line="300" w:lineRule="auto"/>
-            </w:pPr>
-            <w:r>
-              <w:rPr>
-                <w:rFonts w:ascii="Times New Roman" w:hAnsi="Times New Roman" w:cs="Times New Roman"/>
-                <w:sz w:val="24"/>
-                <w:szCs w:val="24"/>
-              </w:rPr>
-              <w:t xml:space="preserve">Tổ trưởng Chuyên môn ICT
-&amp; Giáo viên được đánh giá</w:t>
-            </w:r>
-          </w:p>
-        </w:tc>
-      </w:tr>
-      <w:tr>
-        <w:trPr>
-          <w:cantSplit/>
-        </w:trPr>
+              <w:t xml:space="preserve">Tổ trưởng bấm vào link gốc để kiểm chứng bài báo; chỉnh sửa trực tiếp câu chữ dự thảo Kế hoạch / Email / Chỉ đạo sự vụ trong khung soạn thảo trước khi xuất file Word (.doc) hoặc ban hành.</w:t>
+            </w:r>
+          </w:p>
+        </w:tc>
         <w:tc>
           <w:tcPr>
             <w:tcW w:w="1000" w:type="pct"/>
-            <w:shd w:val="clear" w:color="auto" w:fill="FFFFFF"/>
-          </w:tcPr>
-          <w:p>
-            <w:pPr>
-              <w:jc w:val="left"/>
-              <w:spacing w:before="40" w:after="40" w:line="300" w:lineRule="auto"/>
-            </w:pPr>
-            <w:r>
-              <w:rPr>
-                <w:rFonts w:ascii="Times New Roman" w:hAnsi="Times New Roman" w:cs="Times New Roman"/>
-                <w:sz w:val="24"/>
-                <w:szCs w:val="24"/>
-                <w:b/>
-              </w:rPr>
-              <w:t xml:space="preserve">AI Số 3:
-Tư vấn Quy trình Xử lý Sự vụ Phòng Lab</w:t>
-            </w:r>
-          </w:p>
-        </w:tc>
-        <w:tc>
-          <w:tcPr>
-            <w:tcW w:w="1300" w:type="pct"/>
-            <w:shd w:val="clear" w:color="auto" w:fill="FFFFFF"/>
-          </w:tcPr>
-          <w:p>
-            <w:pPr>
-              <w:jc w:val="left"/>
-              <w:spacing w:before="40" w:after="40" w:line="300" w:lineRule="auto"/>
-            </w:pPr>
-            <w:r>
-              <w:rPr>
-                <w:rFonts w:ascii="Times New Roman" w:hAnsi="Times New Roman" w:cs="Times New Roman"/>
-                <w:sz w:val="24"/>
-                <w:szCs w:val="24"/>
-              </w:rPr>
-              <w:t xml:space="preserve">Nhận diện nhóm sự vụ và đề xuất quy trình xử lý 3 bước (Tức thời tại chỗ – Phối hợp giải quyết – Phòng ngừa tái diễn) kèm dự thảo chỉ đạo.</w:t>
-            </w:r>
-          </w:p>
-        </w:tc>
-        <w:tc>
-          <w:tcPr>
-            <w:tcW w:w="1600" w:type="pct"/>
-            <w:shd w:val="clear" w:color="auto" w:fill="FFFFFF"/>
-          </w:tcPr>
-          <w:p>
-            <w:pPr>
-              <w:jc w:val="left"/>
-              <w:spacing w:before="40" w:after="40" w:line="300" w:lineRule="auto"/>
-            </w:pPr>
-            <w:r>
-              <w:rPr>
-                <w:rFonts w:ascii="Times New Roman" w:hAnsi="Times New Roman" w:cs="Times New Roman"/>
-                <w:sz w:val="24"/>
-                <w:szCs w:val="24"/>
-              </w:rPr>
-              <w:t xml:space="preserve">Tổ trưởng xem xét dự thảo chỉ đạo trong hộp thoại, chỉnh sửa nội dung phù hợp với tình hình thực tế tại cơ sở rồi mới bấm “Gửi ý kiến chỉ đạo”.</w:t>
-            </w:r>
-          </w:p>
-        </w:tc>
-        <w:tc>
-          <w:tcPr>
-            <w:tcW w:w="1100" w:type="pct"/>
-            <w:shd w:val="clear" w:color="auto" w:fill="FFFFFF"/>
-          </w:tcPr>
-          <w:p>
-            <w:pPr>
-              <w:jc w:val="left"/>
-              <w:spacing w:before="40" w:after="40" w:line="300" w:lineRule="auto"/>
-            </w:pPr>
-            <w:r>
-              <w:rPr>
-                <w:rFonts w:ascii="Times New Roman" w:hAnsi="Times New Roman" w:cs="Times New Roman"/>
-                <w:sz w:val="24"/>
-                <w:szCs w:val="24"/>
-              </w:rPr>
-              <w:t xml:space="preserve">Tổ trưởng Chuyên môn ICT
-&amp; Giáo viên báo cáo sự vụ</w:t>
-            </w:r>
-          </w:p>
-        </w:tc>
-      </w:tr>
-      <w:tr>
-        <w:trPr>
-          <w:cantSplit/>
-        </w:trPr>
-        <w:tc>
-          <w:tcPr>
-            <w:tcW w:w="1000" w:type="pct"/>
-            <w:shd w:val="clear" w:color="auto" w:fill="F8FAFC"/>
-          </w:tcPr>
-          <w:p>
-            <w:pPr>
-              <w:jc w:val="left"/>
-              <w:spacing w:before="40" w:after="40" w:line="300" w:lineRule="auto"/>
-            </w:pPr>
-            <w:r>
-              <w:rPr>
-                <w:rFonts w:ascii="Times New Roman" w:hAnsi="Times New Roman" w:cs="Times New Roman"/>
-                <w:sz w:val="24"/>
-                <w:szCs w:val="24"/>
-                <w:b/>
-              </w:rPr>
-              <w:t xml:space="preserve">AI Số 4:
-Bản tin 08h00 Thứ Bảy &amp; Tham mưu Chương trình ICT</w:t>
-            </w:r>
-          </w:p>
-        </w:tc>
-        <w:tc>
-          <w:tcPr>
-            <w:tcW w:w="1300" w:type="pct"/>
-            <w:shd w:val="clear" w:color="auto" w:fill="F8FAFC"/>
-          </w:tcPr>
-          <w:p>
-            <w:pPr>
-              <w:jc w:val="left"/>
-              <w:spacing w:before="40" w:after="40" w:line="300" w:lineRule="auto"/>
-            </w:pPr>
-            <w:r>
-              <w:rPr>
-                <w:rFonts w:ascii="Times New Roman" w:hAnsi="Times New Roman" w:cs="Times New Roman"/>
-                <w:sz w:val="24"/>
-                <w:szCs w:val="24"/>
-              </w:rPr>
-              <w:t xml:space="preserve">Quét nguồn tin chính thống + tìm kiếm mở, gắn nhãn độ tin cậy (Trust Badge) kèm đường link gốc bài báo và đề xuất cập nhật chương trình 3 cấp học.</w:t>
-            </w:r>
-          </w:p>
-        </w:tc>
-        <w:tc>
-          <w:tcPr>
-            <w:tcW w:w="1600" w:type="pct"/>
-            <w:shd w:val="clear" w:color="auto" w:fill="F8FAFC"/>
-          </w:tcPr>
-          <w:p>
-            <w:pPr>
-              <w:jc w:val="left"/>
-              <w:spacing w:before="40" w:after="40" w:line="300" w:lineRule="auto"/>
-            </w:pPr>
-            <w:r>
-              <w:rPr>
-                <w:rFonts w:ascii="Times New Roman" w:hAnsi="Times New Roman" w:cs="Times New Roman"/>
-                <w:sz w:val="24"/>
-                <w:szCs w:val="24"/>
-              </w:rPr>
-              <w:t xml:space="preserve">Tổ trưởng bấm trực tiếp vào link gốc để kiểm chứng bài báo, chọn lọc những đề xuất thiết thực nhất rồi mới bấm “Giao thành nhiệm vụ cho GV”.</w:t>
-            </w:r>
-          </w:p>
-        </w:tc>
-        <w:tc>
-          <w:tcPr>
-            <w:tcW w:w="1100" w:type="pct"/>
-            <w:shd w:val="clear" w:color="auto" w:fill="F8FAFC"/>
-          </w:tcPr>
-          <w:p>
-            <w:pPr>
-              <w:jc w:val="left"/>
-              <w:spacing w:before="40" w:after="40" w:line="300" w:lineRule="auto"/>
-            </w:pPr>
-            <w:r>
-              <w:rPr>
-                <w:rFonts w:ascii="Times New Roman" w:hAnsi="Times New Roman" w:cs="Times New Roman"/>
-                <w:sz w:val="24"/>
-                <w:szCs w:val="24"/>
-              </w:rPr>
-              <w:t xml:space="preserve">Tổ trưởng Chuyên môn ICT</w:t>
-            </w:r>
-          </w:p>
-        </w:tc>
-      </w:tr>
-      <w:tr>
-        <w:trPr>
-          <w:cantSplit/>
-        </w:trPr>
-        <w:tc>
-          <w:tcPr>
-            <w:tcW w:w="1000" w:type="pct"/>
-            <w:shd w:val="clear" w:color="auto" w:fill="FFFFFF"/>
-          </w:tcPr>
-          <w:p>
-            <w:pPr>
-              <w:jc w:val="left"/>
-              <w:spacing w:before="40" w:after="40" w:line="300" w:lineRule="auto"/>
-            </w:pPr>
-            <w:r>
-              <w:rPr>
-                <w:rFonts w:ascii="Times New Roman" w:hAnsi="Times New Roman" w:cs="Times New Roman"/>
-                <w:sz w:val="24"/>
-                <w:szCs w:val="24"/>
-                <w:b/>
-              </w:rPr>
-              <w:t xml:space="preserve">AI Số 5:
-Soạn Kế hoạch, Tờ trình, Biên bản &amp; Email Điều hành</w:t>
-            </w:r>
-          </w:p>
-        </w:tc>
-        <w:tc>
-          <w:tcPr>
-            <w:tcW w:w="1300" w:type="pct"/>
-            <w:shd w:val="clear" w:color="auto" w:fill="FFFFFF"/>
-          </w:tcPr>
-          <w:p>
-            <w:pPr>
-              <w:jc w:val="left"/>
-              <w:spacing w:before="40" w:after="40" w:line="300" w:lineRule="auto"/>
-            </w:pPr>
-            <w:r>
-              <w:rPr>
-                <w:rFonts w:ascii="Times New Roman" w:hAnsi="Times New Roman" w:cs="Times New Roman"/>
-                <w:sz w:val="24"/>
-                <w:szCs w:val="24"/>
-              </w:rPr>
-              <w:t xml:space="preserve">Tự động tổng hợp số liệu lớp học, thiết bị, công việc, đội tuyển từ CSDL để dựng sẵn dự thảo Kế hoạch / Tờ trình / Biên bản / Email.</w:t>
-            </w:r>
-          </w:p>
-        </w:tc>
-        <w:tc>
-          <w:tcPr>
-            <w:tcW w:w="1600" w:type="pct"/>
-            <w:shd w:val="clear" w:color="auto" w:fill="FFFFFF"/>
-          </w:tcPr>
-          <w:p>
-            <w:pPr>
-              <w:jc w:val="left"/>
-              <w:spacing w:before="40" w:after="40" w:line="300" w:lineRule="auto"/>
-            </w:pPr>
-            <w:r>
-              <w:rPr>
-                <w:rFonts w:ascii="Times New Roman" w:hAnsi="Times New Roman" w:cs="Times New Roman"/>
-                <w:sz w:val="24"/>
-                <w:szCs w:val="24"/>
-              </w:rPr>
-              <w:t xml:space="preserve">Toàn bộ văn bản nằm trong khung trình soạn thảo trực tiếp (Textarea) cho phép Tổ trưởng rà soát số liệu, hiệu đính câu chữ trước khi xuất file Word (.doc) hoặc gửi Email.</w:t>
-            </w:r>
-          </w:p>
-        </w:tc>
-        <w:tc>
-          <w:tcPr>
-            <w:tcW w:w="1100" w:type="pct"/>
-            <w:shd w:val="clear" w:color="auto" w:fill="FFFFFF"/>
-          </w:tcPr>
-          <w:p>
-            <w:pPr>
-              <w:jc w:val="left"/>
-              <w:spacing w:before="40" w:after="40" w:line="300" w:lineRule="auto"/>
-            </w:pPr>
-            <w:r>
-              <w:rPr>
-                <w:rFonts w:ascii="Times New Roman" w:hAnsi="Times New Roman" w:cs="Times New Roman"/>
-                <w:sz w:val="24"/>
-                <w:szCs w:val="24"/>
-              </w:rPr>
-              <w:t xml:space="preserve">Tổ trưởng Chuyên môn ICT
+            <w:shd w:val="clear" w:color="auto" w:fill="F8FAFC"/>
+          </w:tcPr>
+          <w:p>
+            <w:pPr>
+              <w:jc w:val="left"/>
+              <w:spacing w:before="40" w:after="40" w:line="300" w:lineRule="auto"/>
+            </w:pPr>
+            <w:r>
+              <w:rPr>
+                <w:rFonts w:ascii="Times New Roman" w:hAnsi="Times New Roman" w:cs="Times New Roman"/>
+                <w:sz w:val="24"/>
+                <w:szCs w:val="24"/>
+              </w:rPr>
+              <w:t xml:space="preserve">Thầy Đỗ Anh Huy
 trình Ban Giám hiệu phê duyệt</w:t>
             </w:r>
           </w:p>
@@ -3186,6 +4244,10 @@
         </w:tblCellMar>
       </w:tblPr>
       <w:tr>
+        <w:trPr>
+          <w:cantSplit/>
+          <w:tblHeader/>
+        </w:trPr>
         <w:tc>
           <w:tcPr>
             <w:tcW w:w="2500" w:type="pct"/>
@@ -3226,7 +4288,7 @@
                 <w:b/>
                 <w:color w:val="FFFFFF"/>
               </w:rPr>
-              <w:t xml:space="preserve">TỔ TRƯỞNG CHUYÊN MÔN ICT</w:t>
+              <w:t xml:space="preserve">TÁC GIẢ DỰ THI – TỔ TRƯỞNG CHUYÊN MÔN TỔ ICT</w:t>
             </w:r>
           </w:p>
         </w:tc>
@@ -3274,7 +4336,7 @@
                 <w:szCs w:val="24"/>
               </w:rPr>
               <w:t xml:space="preserve">(Đã ký)
-ThS. Võ Doãn Anh Huy</w:t>
+Thầy Đỗ Anh Huy</w:t>
             </w:r>
           </w:p>
         </w:tc>
